--- a/rusun-backend/app/templates/template_kontrak.docx
+++ b/rusun-backend/app/templates/template_kontrak.docx
@@ -44,7 +44,7 @@
           <v:shape id="_x0000_s1040" type="#_x0000_t75" style="position:absolute;margin-left:222.6pt;margin-top:-29.2pt;width:64.6pt;height:71.1pt;z-index:251658240;visibility:visible;mso-wrap-style:tight;mso-wrap-edited:f">
             <v:imagedata r:id="rId8" o:title=""/>
           </v:shape>
-          <o:OLEObject Type="Embed" ProgID="Word.Picture.8" ShapeID="_x0000_s1040" DrawAspect="Content" ObjectID="_1837007586" r:id="rId9"/>
+          <o:OLEObject Type="Embed" ProgID="Word.Picture.8" ShapeID="_x0000_s1040" DrawAspect="Content" ObjectID="_1837430945" r:id="rId9"/>
         </w:object>
       </w:r>
       <w:r>
@@ -332,87 +332,7 @@
           <w:szCs w:val="21"/>
           <w:lang w:val="sv-SE"/>
         </w:rPr>
-        <w:t>648.1</w:t>
-      </w:r>
-      <w:r>
-        <w:rPr>
-          <w:rFonts w:ascii="Tahoma" w:hAnsi="Tahoma" w:cs="Tahoma"/>
-          <w:szCs w:val="21"/>
-          <w:lang w:val="id-ID"/>
-        </w:rPr>
-        <w:t>/</w:t>
-      </w:r>
-      <w:r>
-        <w:rPr>
-          <w:rFonts w:ascii="Tahoma" w:hAnsi="Tahoma" w:cs="Tahoma"/>
-          <w:szCs w:val="21"/>
-          <w:lang w:val="en-US"/>
-        </w:rPr>
-        <w:t>PS</w:t>
-      </w:r>
-      <w:r>
-        <w:rPr>
-          <w:rFonts w:ascii="Tahoma" w:hAnsi="Tahoma" w:cs="Tahoma"/>
-          <w:szCs w:val="21"/>
-          <w:lang w:val="sv-SE"/>
-        </w:rPr>
-        <w:t>/</w:t>
-      </w:r>
-      <w:r>
-        <w:rPr>
-          <w:rFonts w:ascii="Tahoma" w:hAnsi="Tahoma" w:cs="Tahoma"/>
-          <w:szCs w:val="21"/>
-          <w:lang w:val="en-US"/>
-        </w:rPr>
-        <w:t>01.25</w:t>
-      </w:r>
-      <w:r>
-        <w:rPr>
-          <w:rFonts w:ascii="Tahoma" w:hAnsi="Tahoma" w:cs="Tahoma"/>
-          <w:szCs w:val="21"/>
-          <w:lang w:val="sv-SE"/>
-        </w:rPr>
-        <w:t>/</w:t>
-      </w:r>
-      <w:r>
-        <w:rPr>
-          <w:rFonts w:ascii="Tahoma" w:hAnsi="Tahoma" w:cs="Tahoma"/>
-          <w:szCs w:val="21"/>
-          <w:lang w:val="id-ID"/>
-        </w:rPr>
-        <w:t>UPT</w:t>
-      </w:r>
-      <w:r>
-        <w:rPr>
-          <w:rFonts w:ascii="Tahoma" w:hAnsi="Tahoma" w:cs="Tahoma"/>
-          <w:szCs w:val="21"/>
-          <w:lang w:val="id-ID"/>
-        </w:rPr>
-        <w:t>D</w:t>
-      </w:r>
-      <w:r>
-        <w:rPr>
-          <w:rFonts w:ascii="Tahoma" w:hAnsi="Tahoma" w:cs="Tahoma"/>
-          <w:szCs w:val="21"/>
-          <w:lang w:val="id-ID"/>
-        </w:rPr>
-        <w:t>.RSN</w:t>
-      </w:r>
-      <w:r>
-        <w:rPr>
-          <w:rFonts w:ascii="Tahoma" w:hAnsi="Tahoma" w:cs="Tahoma"/>
-          <w:szCs w:val="21"/>
-          <w:lang w:val="en-US"/>
-        </w:rPr>
-        <w:t>/</w:t>
-      </w:r>
-      <w:r>
-        <w:rPr>
-          <w:rFonts w:ascii="Tahoma" w:hAnsi="Tahoma" w:cs="Tahoma"/>
-          <w:szCs w:val="21"/>
-          <w:lang w:val="en-US"/>
-        </w:rPr>
-        <w:t>2026</w:t>
+        <w:t>{{ps_number}}</w:t>
       </w:r>
     </w:p>
     <w:p>
@@ -443,7 +363,9 @@
         </w:rPr>
         <w:t>Pada hari ini,</w:t>
       </w:r>
-      <w:proofErr w:type="spellStart"/>
+      <w:r>
+        <w:t xml:space="preserve"> </w:t>
+      </w:r>
       <w:r>
         <w:rPr>
           <w:rFonts w:ascii="Tahoma" w:hAnsi="Tahoma" w:cs="Tahoma"/>
@@ -451,9 +373,9 @@
           <w:szCs w:val="21"/>
           <w:lang w:val="en-US"/>
         </w:rPr>
-        <w:t>Kamis</w:t>
-      </w:r>
-      <w:proofErr w:type="spellEnd"/>
+        <w:t>{{</w:t>
+      </w:r>
+      <w:proofErr w:type="spellStart"/>
       <w:r>
         <w:rPr>
           <w:rFonts w:ascii="Tahoma" w:hAnsi="Tahoma" w:cs="Tahoma"/>
@@ -461,6 +383,25 @@
           <w:szCs w:val="21"/>
           <w:lang w:val="en-US"/>
         </w:rPr>
+        <w:t>hari_now</w:t>
+      </w:r>
+      <w:proofErr w:type="spellEnd"/>
+      <w:r>
+        <w:rPr>
+          <w:rFonts w:ascii="Tahoma" w:hAnsi="Tahoma" w:cs="Tahoma"/>
+          <w:sz w:val="21"/>
+          <w:szCs w:val="21"/>
+          <w:lang w:val="en-US"/>
+        </w:rPr>
+        <w:t>}}</w:t>
+      </w:r>
+      <w:r>
+        <w:rPr>
+          <w:rFonts w:ascii="Tahoma" w:hAnsi="Tahoma" w:cs="Tahoma"/>
+          <w:sz w:val="21"/>
+          <w:szCs w:val="21"/>
+          <w:lang w:val="en-US"/>
+        </w:rPr>
         <w:t xml:space="preserve"> </w:t>
       </w:r>
       <w:r>
@@ -479,7 +420,7 @@
           <w:szCs w:val="21"/>
           <w:lang w:val="sv-SE"/>
         </w:rPr>
-        <w:t>nggal Lima</w:t>
+        <w:t xml:space="preserve">nggal </w:t>
       </w:r>
       <w:r>
         <w:rPr>
@@ -488,79 +429,14 @@
           <w:szCs w:val="21"/>
           <w:lang w:val="sv-SE"/>
         </w:rPr>
-        <w:t xml:space="preserve"> </w:t>
-      </w:r>
-      <w:r>
-        <w:rPr>
-          <w:rFonts w:ascii="Tahoma" w:hAnsi="Tahoma" w:cs="Tahoma"/>
-          <w:sz w:val="21"/>
-          <w:szCs w:val="21"/>
-          <w:lang w:val="id-ID"/>
-        </w:rPr>
-        <w:t>bulan</w:t>
-      </w:r>
-      <w:r>
-        <w:rPr>
-          <w:rFonts w:ascii="Tahoma" w:hAnsi="Tahoma" w:cs="Tahoma"/>
-          <w:sz w:val="21"/>
-          <w:szCs w:val="21"/>
-          <w:lang w:val="en-US"/>
-        </w:rPr>
-        <w:t xml:space="preserve"> </w:t>
-      </w:r>
-      <w:proofErr w:type="spellStart"/>
-      <w:r>
-        <w:rPr>
-          <w:rFonts w:ascii="Tahoma" w:hAnsi="Tahoma" w:cs="Tahoma"/>
-          <w:sz w:val="21"/>
-          <w:szCs w:val="21"/>
-          <w:lang w:val="en-US"/>
-        </w:rPr>
-        <w:t>Februari</w:t>
-      </w:r>
-      <w:proofErr w:type="spellEnd"/>
-      <w:r>
-        <w:rPr>
-          <w:rFonts w:ascii="Tahoma" w:hAnsi="Tahoma" w:cs="Tahoma"/>
-          <w:sz w:val="21"/>
-          <w:szCs w:val="21"/>
-          <w:lang w:val="en-US"/>
-        </w:rPr>
-        <w:t xml:space="preserve"> </w:t>
-      </w:r>
-      <w:r>
-        <w:rPr>
-          <w:rFonts w:ascii="Tahoma" w:hAnsi="Tahoma" w:cs="Tahoma"/>
-          <w:sz w:val="21"/>
-          <w:szCs w:val="21"/>
-          <w:lang w:val="id-ID"/>
-        </w:rPr>
-        <w:t>tahun</w:t>
-      </w:r>
-      <w:r>
-        <w:rPr>
-          <w:rFonts w:ascii="Tahoma" w:hAnsi="Tahoma" w:cs="Tahoma"/>
-          <w:sz w:val="21"/>
-          <w:szCs w:val="21"/>
-          <w:lang w:val="en-US"/>
-        </w:rPr>
-        <w:t xml:space="preserve"> </w:t>
-      </w:r>
-      <w:r>
-        <w:rPr>
-          <w:rFonts w:ascii="Tahoma" w:hAnsi="Tahoma" w:cs="Tahoma"/>
-          <w:sz w:val="21"/>
-          <w:szCs w:val="21"/>
-          <w:lang w:val="en-US"/>
-        </w:rPr>
-        <w:t>2026</w:t>
-      </w:r>
-      <w:r>
-        <w:rPr>
-          <w:rFonts w:ascii="Tahoma" w:hAnsi="Tahoma" w:cs="Tahoma"/>
-          <w:sz w:val="21"/>
-          <w:szCs w:val="21"/>
-          <w:lang w:val="en-US"/>
+        <w:t>{{tanggal_now_indo}}</w:t>
+      </w:r>
+      <w:r>
+        <w:rPr>
+          <w:rFonts w:ascii="Tahoma" w:hAnsi="Tahoma" w:cs="Tahoma"/>
+          <w:sz w:val="21"/>
+          <w:szCs w:val="21"/>
+          <w:lang w:val="sv-SE"/>
         </w:rPr>
         <w:t xml:space="preserve"> </w:t>
       </w:r>
@@ -702,7 +578,7 @@
           <w:szCs w:val="21"/>
           <w:lang w:val="id-ID"/>
         </w:rPr>
-        <w:t>KOKO, S.E., M.M.</w:t>
+        <w:t>{{nama_kepala_uptd}}</w:t>
       </w:r>
     </w:p>
     <w:p>
@@ -777,16 +653,25 @@
           <w:sz w:val="21"/>
           <w:szCs w:val="21"/>
         </w:rPr>
-        <w:t>19</w:t>
-      </w:r>
-      <w:r>
-        <w:rPr>
-          <w:rFonts w:ascii="Tahoma" w:hAnsi="Tahoma" w:cs="Tahoma"/>
-          <w:sz w:val="21"/>
-          <w:szCs w:val="21"/>
-          <w:lang w:val="id-ID"/>
-        </w:rPr>
-        <w:t>810323 200801 1 004</w:t>
+        <w:t>{{</w:t>
+      </w:r>
+      <w:proofErr w:type="spellStart"/>
+      <w:r>
+        <w:rPr>
+          <w:rFonts w:ascii="Tahoma" w:hAnsi="Tahoma" w:cs="Tahoma"/>
+          <w:sz w:val="21"/>
+          <w:szCs w:val="21"/>
+        </w:rPr>
+        <w:t>nip_kepala_uptd</w:t>
+      </w:r>
+      <w:proofErr w:type="spellEnd"/>
+      <w:r>
+        <w:rPr>
+          <w:rFonts w:ascii="Tahoma" w:hAnsi="Tahoma" w:cs="Tahoma"/>
+          <w:sz w:val="21"/>
+          <w:szCs w:val="21"/>
+        </w:rPr>
+        <w:t>}}</w:t>
       </w:r>
     </w:p>
     <w:p>
@@ -1481,7 +1366,7 @@
           <w:szCs w:val="21"/>
           <w:lang w:val="en-US"/>
         </w:rPr>
-        <w:t xml:space="preserve">Maya </w:t>
+        <w:t>{{</w:t>
       </w:r>
       <w:proofErr w:type="spellStart"/>
       <w:r>
@@ -1492,9 +1377,19 @@
           <w:szCs w:val="21"/>
           <w:lang w:val="en-US"/>
         </w:rPr>
-        <w:t>Mulyani</w:t>
-      </w:r>
-      <w:proofErr w:type="spellEnd"/>
+        <w:t>nama_penyewa</w:t>
+      </w:r>
+      <w:proofErr w:type="spellEnd"/>
+      <w:r>
+        <w:rPr>
+          <w:rFonts w:ascii="Tahoma" w:hAnsi="Tahoma" w:cs="Tahoma"/>
+          <w:b/>
+          <w:sz w:val="21"/>
+          <w:szCs w:val="21"/>
+          <w:lang w:val="en-US"/>
+        </w:rPr>
+        <w:t>}}</w:t>
+      </w:r>
     </w:p>
     <w:p>
       <w:pPr>
@@ -1553,9 +1448,8 @@
           <w:szCs w:val="21"/>
           <w:lang w:val="en-US"/>
         </w:rPr>
-        <w:t xml:space="preserve"> Bandung,07 </w:t>
-      </w:r>
-      <w:proofErr w:type="spellStart"/>
+        <w:t xml:space="preserve"> </w:t>
+      </w:r>
       <w:r>
         <w:rPr>
           <w:rFonts w:ascii="Tahoma" w:hAnsi="Tahoma" w:cs="Tahoma"/>
@@ -1563,9 +1457,9 @@
           <w:szCs w:val="21"/>
           <w:lang w:val="en-US"/>
         </w:rPr>
-        <w:t>Oktober</w:t>
-      </w:r>
-      <w:proofErr w:type="spellEnd"/>
+        <w:t>{{</w:t>
+      </w:r>
+      <w:proofErr w:type="spellStart"/>
       <w:r>
         <w:rPr>
           <w:rFonts w:ascii="Tahoma" w:hAnsi="Tahoma" w:cs="Tahoma"/>
@@ -1573,8 +1467,9 @@
           <w:szCs w:val="21"/>
           <w:lang w:val="en-US"/>
         </w:rPr>
-        <w:t xml:space="preserve"> </w:t>
-      </w:r>
+        <w:t>tempat_tgl_lahir_penyewa</w:t>
+      </w:r>
+      <w:proofErr w:type="spellEnd"/>
       <w:r>
         <w:rPr>
           <w:rFonts w:ascii="Tahoma" w:hAnsi="Tahoma" w:cs="Tahoma"/>
@@ -1582,7 +1477,7 @@
           <w:szCs w:val="21"/>
           <w:lang w:val="en-US"/>
         </w:rPr>
-        <w:t>1989</w:t>
+        <w:t>}}</w:t>
       </w:r>
     </w:p>
     <w:p>
@@ -1643,7 +1538,7 @@
           <w:szCs w:val="21"/>
           <w:lang w:val="fi-FI"/>
         </w:rPr>
-        <w:t>Islam</w:t>
+        <w:t>{{agama}}</w:t>
       </w:r>
     </w:p>
     <w:p>
@@ -1713,7 +1608,27 @@
           <w:szCs w:val="21"/>
           <w:lang w:val="en-US"/>
         </w:rPr>
-        <w:t>Kawin</w:t>
+        <w:t>{{</w:t>
+      </w:r>
+      <w:proofErr w:type="spellStart"/>
+      <w:r>
+        <w:rPr>
+          <w:rFonts w:ascii="Tahoma" w:hAnsi="Tahoma" w:cs="Tahoma"/>
+          <w:sz w:val="21"/>
+          <w:szCs w:val="21"/>
+          <w:lang w:val="en-US"/>
+        </w:rPr>
+        <w:t>status_perkawinan</w:t>
+      </w:r>
+      <w:proofErr w:type="spellEnd"/>
+      <w:r>
+        <w:rPr>
+          <w:rFonts w:ascii="Tahoma" w:hAnsi="Tahoma" w:cs="Tahoma"/>
+          <w:sz w:val="21"/>
+          <w:szCs w:val="21"/>
+          <w:lang w:val="en-US"/>
+        </w:rPr>
+        <w:t>}}</w:t>
       </w:r>
     </w:p>
     <w:p>
@@ -1774,7 +1689,7 @@
           <w:szCs w:val="21"/>
           <w:lang w:val="fi-FI"/>
         </w:rPr>
-        <w:t>4 (Empat)</w:t>
+        <w:t>{{jumlah_keluarga_terbilang}}</w:t>
       </w:r>
     </w:p>
     <w:p>
@@ -1853,7 +1768,104 @@
           <w:szCs w:val="21"/>
           <w:lang w:val="fi-FI"/>
         </w:rPr>
-        <w:t>Karyawan</w:t>
+        <w:t>{{pekerjaan}}</w:t>
+      </w:r>
+    </w:p>
+    <w:p>
+      <w:pPr>
+        <w:tabs>
+          <w:tab w:val="left" w:pos="1870"/>
+          <w:tab w:val="left" w:pos="2618"/>
+        </w:tabs>
+        <w:ind w:left="3119" w:hanging="2405"/>
+        <w:jc w:val="both"/>
+        <w:rPr>
+          <w:rFonts w:ascii="Tahoma" w:hAnsi="Tahoma" w:cs="Tahoma"/>
+          <w:sz w:val="21"/>
+          <w:szCs w:val="21"/>
+          <w:lang w:val="fi-FI"/>
+        </w:rPr>
+      </w:pPr>
+      <w:r>
+        <w:rPr>
+          <w:rFonts w:ascii="Tahoma" w:hAnsi="Tahoma" w:cs="Tahoma"/>
+          <w:sz w:val="21"/>
+          <w:szCs w:val="21"/>
+          <w:lang w:val="fi-FI"/>
+        </w:rPr>
+        <w:t>Alamat</w:t>
+      </w:r>
+      <w:r>
+        <w:rPr>
+          <w:rFonts w:ascii="Tahoma" w:hAnsi="Tahoma" w:cs="Tahoma"/>
+          <w:sz w:val="21"/>
+          <w:szCs w:val="21"/>
+          <w:lang w:val="fi-FI"/>
+        </w:rPr>
+        <w:t xml:space="preserve"> Sebelumny</w:t>
+      </w:r>
+      <w:r>
+        <w:rPr>
+          <w:rFonts w:ascii="Tahoma" w:hAnsi="Tahoma" w:cs="Tahoma"/>
+          <w:sz w:val="21"/>
+          <w:szCs w:val="21"/>
+          <w:lang w:val="id-ID"/>
+        </w:rPr>
+        <w:t>a</w:t>
+      </w:r>
+      <w:r>
+        <w:rPr>
+          <w:rFonts w:ascii="Tahoma" w:hAnsi="Tahoma" w:cs="Tahoma"/>
+          <w:sz w:val="21"/>
+          <w:szCs w:val="21"/>
+          <w:lang w:val="id-ID"/>
+        </w:rPr>
+        <w:tab/>
+      </w:r>
+      <w:r>
+        <w:rPr>
+          <w:rFonts w:ascii="Tahoma" w:hAnsi="Tahoma" w:cs="Tahoma"/>
+          <w:sz w:val="21"/>
+          <w:szCs w:val="21"/>
+          <w:lang w:val="en-US"/>
+        </w:rPr>
+        <w:t xml:space="preserve">    </w:t>
+      </w:r>
+      <w:r>
+        <w:rPr>
+          <w:rFonts w:ascii="Tahoma" w:hAnsi="Tahoma" w:cs="Tahoma"/>
+          <w:sz w:val="21"/>
+          <w:szCs w:val="21"/>
+          <w:lang w:val="fi-FI"/>
+        </w:rPr>
+        <w:t>:</w:t>
+      </w:r>
+      <w:r>
+        <w:rPr>
+          <w:rFonts w:ascii="Tahoma" w:hAnsi="Tahoma" w:cs="Tahoma"/>
+          <w:sz w:val="21"/>
+          <w:szCs w:val="21"/>
+          <w:lang w:val="fi-FI"/>
+        </w:rPr>
+        <w:t xml:space="preserve"> </w:t>
+      </w:r>
+      <w:r>
+        <w:rPr>
+          <w:rFonts w:ascii="Tahoma" w:hAnsi="Tahoma" w:cs="Tahoma"/>
+          <w:sz w:val="21"/>
+          <w:szCs w:val="21"/>
+          <w:lang w:val="fi-FI"/>
+        </w:rPr>
+        <w:t>{{alamat_sebelumnya}}</w:t>
+      </w:r>
+      <w:r>
+        <w:rPr>
+          <w:rFonts w:ascii="Tahoma" w:hAnsi="Tahoma" w:cs="Tahoma"/>
+          <w:sz w:val="21"/>
+          <w:szCs w:val="21"/>
+          <w:lang w:val="fi-FI"/>
+        </w:rPr>
+        <w:t xml:space="preserve"> </w:t>
       </w:r>
     </w:p>
     <w:p>
@@ -1868,26 +1880,17 @@
           <w:rFonts w:ascii="Tahoma" w:hAnsi="Tahoma" w:cs="Tahoma"/>
           <w:sz w:val="21"/>
           <w:szCs w:val="21"/>
+          <w:lang w:val="en-US"/>
+        </w:rPr>
+      </w:pPr>
+      <w:r>
+        <w:rPr>
+          <w:rFonts w:ascii="Tahoma" w:hAnsi="Tahoma" w:cs="Tahoma"/>
+          <w:sz w:val="21"/>
+          <w:szCs w:val="21"/>
           <w:lang w:val="id-ID"/>
         </w:rPr>
-      </w:pPr>
-      <w:r>
-        <w:rPr>
-          <w:rFonts w:ascii="Tahoma" w:hAnsi="Tahoma" w:cs="Tahoma"/>
-          <w:sz w:val="21"/>
-          <w:szCs w:val="21"/>
-          <w:lang w:val="fi-FI"/>
-        </w:rPr>
-        <w:t>Alamat</w:t>
-      </w:r>
-      <w:r>
-        <w:rPr>
-          <w:rFonts w:ascii="Tahoma" w:hAnsi="Tahoma" w:cs="Tahoma"/>
-          <w:sz w:val="21"/>
-          <w:szCs w:val="21"/>
-          <w:lang w:val="fi-FI"/>
-        </w:rPr>
-        <w:t xml:space="preserve"> Sebelumny</w:t>
+        <w:t xml:space="preserve">No KTP      </w:t>
       </w:r>
       <w:r>
         <w:rPr>
@@ -1896,7 +1899,7 @@
           <w:szCs w:val="21"/>
           <w:lang w:val="id-ID"/>
         </w:rPr>
-        <w:t>a</w:t>
+        <w:t xml:space="preserve"> </w:t>
       </w:r>
       <w:r>
         <w:rPr>
@@ -1905,6 +1908,33 @@
           <w:szCs w:val="21"/>
           <w:lang w:val="id-ID"/>
         </w:rPr>
+        <w:t xml:space="preserve">            </w:t>
+      </w:r>
+      <w:r>
+        <w:rPr>
+          <w:rFonts w:ascii="Tahoma" w:hAnsi="Tahoma" w:cs="Tahoma"/>
+          <w:sz w:val="21"/>
+          <w:szCs w:val="21"/>
+          <w:lang w:val="en-US"/>
+        </w:rPr>
+        <w:t xml:space="preserve">  </w:t>
+      </w:r>
+      <w:r>
+        <w:rPr>
+          <w:rFonts w:ascii="Tahoma" w:hAnsi="Tahoma" w:cs="Tahoma"/>
+          <w:sz w:val="21"/>
+          <w:szCs w:val="21"/>
+          <w:lang w:val="id-ID"/>
+        </w:rPr>
+        <w:t xml:space="preserve"> </w:t>
+      </w:r>
+      <w:r>
+        <w:rPr>
+          <w:rFonts w:ascii="Tahoma" w:hAnsi="Tahoma" w:cs="Tahoma"/>
+          <w:sz w:val="21"/>
+          <w:szCs w:val="21"/>
+          <w:lang w:val="id-ID"/>
+        </w:rPr>
         <w:tab/>
       </w:r>
       <w:r>
@@ -1914,96 +1944,18 @@
           <w:szCs w:val="21"/>
           <w:lang w:val="id-ID"/>
         </w:rPr>
-        <w:tab/>
-      </w:r>
-      <w:r>
-        <w:rPr>
-          <w:rFonts w:ascii="Tahoma" w:hAnsi="Tahoma" w:cs="Tahoma"/>
-          <w:sz w:val="21"/>
-          <w:szCs w:val="21"/>
-          <w:lang w:val="fi-FI"/>
-        </w:rPr>
-        <w:t>:</w:t>
-      </w:r>
-      <w:r>
-        <w:rPr>
-          <w:rFonts w:ascii="Tahoma" w:hAnsi="Tahoma" w:cs="Tahoma"/>
-          <w:sz w:val="21"/>
-          <w:szCs w:val="21"/>
-          <w:lang w:val="fi-FI"/>
-        </w:rPr>
-        <w:t xml:space="preserve"> </w:t>
-      </w:r>
-      <w:r>
-        <w:rPr>
-          <w:rFonts w:ascii="Tahoma" w:hAnsi="Tahoma" w:cs="Tahoma"/>
-          <w:sz w:val="21"/>
-          <w:szCs w:val="21"/>
-          <w:lang w:val="fi-FI"/>
-        </w:rPr>
-        <w:t>Cimindi Barat Rt 04 Rw 17 Kel Cibeureum</w:t>
-      </w:r>
-      <w:r>
-        <w:rPr>
-          <w:rFonts w:ascii="Tahoma" w:hAnsi="Tahoma" w:cs="Tahoma"/>
-          <w:sz w:val="21"/>
-          <w:szCs w:val="21"/>
-          <w:lang w:val="fi-FI"/>
-        </w:rPr>
-        <w:t xml:space="preserve"> Kec Cimahi </w:t>
-      </w:r>
-      <w:r>
-        <w:rPr>
-          <w:rFonts w:ascii="Tahoma" w:hAnsi="Tahoma" w:cs="Tahoma"/>
-          <w:sz w:val="21"/>
-          <w:szCs w:val="21"/>
-          <w:lang w:val="fi-FI"/>
-        </w:rPr>
-        <w:t xml:space="preserve">selatan </w:t>
-      </w:r>
-    </w:p>
-    <w:p>
-      <w:pPr>
-        <w:tabs>
-          <w:tab w:val="left" w:pos="1870"/>
-          <w:tab w:val="left" w:pos="2618"/>
-        </w:tabs>
-        <w:ind w:left="714"/>
-        <w:jc w:val="both"/>
+        <w:t xml:space="preserve">: </w:t>
+      </w:r>
+      <w:r>
         <w:rPr>
           <w:rFonts w:ascii="Tahoma" w:hAnsi="Tahoma" w:cs="Tahoma"/>
           <w:sz w:val="21"/>
           <w:szCs w:val="21"/>
           <w:lang w:val="en-US"/>
         </w:rPr>
-      </w:pPr>
-      <w:r>
-        <w:rPr>
-          <w:rFonts w:ascii="Tahoma" w:hAnsi="Tahoma" w:cs="Tahoma"/>
-          <w:sz w:val="21"/>
-          <w:szCs w:val="21"/>
-          <w:lang w:val="id-ID"/>
-        </w:rPr>
-        <w:t xml:space="preserve">No KTP      </w:t>
-      </w:r>
-      <w:r>
-        <w:rPr>
-          <w:rFonts w:ascii="Tahoma" w:hAnsi="Tahoma" w:cs="Tahoma"/>
-          <w:sz w:val="21"/>
-          <w:szCs w:val="21"/>
-          <w:lang w:val="id-ID"/>
-        </w:rPr>
-        <w:t xml:space="preserve"> </w:t>
-      </w:r>
-      <w:r>
-        <w:rPr>
-          <w:rFonts w:ascii="Tahoma" w:hAnsi="Tahoma" w:cs="Tahoma"/>
-          <w:sz w:val="21"/>
-          <w:szCs w:val="21"/>
-          <w:lang w:val="id-ID"/>
-        </w:rPr>
-        <w:t xml:space="preserve">            </w:t>
-      </w:r>
+        <w:t>{{</w:t>
+      </w:r>
+      <w:proofErr w:type="spellStart"/>
       <w:r>
         <w:rPr>
           <w:rFonts w:ascii="Tahoma" w:hAnsi="Tahoma" w:cs="Tahoma"/>
@@ -2011,17 +1963,9 @@
           <w:szCs w:val="21"/>
           <w:lang w:val="en-US"/>
         </w:rPr>
-        <w:t xml:space="preserve">  </w:t>
-      </w:r>
-      <w:r>
-        <w:rPr>
-          <w:rFonts w:ascii="Tahoma" w:hAnsi="Tahoma" w:cs="Tahoma"/>
-          <w:sz w:val="21"/>
-          <w:szCs w:val="21"/>
-          <w:lang w:val="id-ID"/>
-        </w:rPr>
-        <w:t xml:space="preserve"> : </w:t>
-      </w:r>
+        <w:t>nik</w:t>
+      </w:r>
+      <w:proofErr w:type="spellEnd"/>
       <w:r>
         <w:rPr>
           <w:rFonts w:ascii="Tahoma" w:hAnsi="Tahoma" w:cs="Tahoma"/>
@@ -2029,7 +1973,7 @@
           <w:szCs w:val="21"/>
           <w:lang w:val="en-US"/>
         </w:rPr>
-        <w:t>3273044716860009</w:t>
+        <w:t>}}</w:t>
       </w:r>
     </w:p>
     <w:p>
@@ -2182,8 +2126,9 @@
           <w:szCs w:val="21"/>
           <w:lang w:val="en-US"/>
         </w:rPr>
-        <w:t>25</w:t>
-      </w:r>
+        <w:t>{{</w:t>
+      </w:r>
+      <w:proofErr w:type="spellStart"/>
       <w:r>
         <w:rPr>
           <w:rFonts w:ascii="Tahoma" w:hAnsi="Tahoma" w:cs="Tahoma"/>
@@ -2191,6 +2136,25 @@
           <w:szCs w:val="21"/>
           <w:lang w:val="en-US"/>
         </w:rPr>
+        <w:t>permohonan_number</w:t>
+      </w:r>
+      <w:proofErr w:type="spellEnd"/>
+      <w:r>
+        <w:rPr>
+          <w:rFonts w:ascii="Tahoma" w:hAnsi="Tahoma" w:cs="Tahoma"/>
+          <w:sz w:val="21"/>
+          <w:szCs w:val="21"/>
+          <w:lang w:val="en-US"/>
+        </w:rPr>
+        <w:t>}}</w:t>
+      </w:r>
+      <w:r>
+        <w:rPr>
+          <w:rFonts w:ascii="Tahoma" w:hAnsi="Tahoma" w:cs="Tahoma"/>
+          <w:sz w:val="21"/>
+          <w:szCs w:val="21"/>
+          <w:lang w:val="en-US"/>
+        </w:rPr>
         <w:t xml:space="preserve"> </w:t>
       </w:r>
       <w:r>
@@ -2218,8 +2182,9 @@
           <w:szCs w:val="21"/>
           <w:lang w:val="en-US"/>
         </w:rPr>
-        <w:t>05</w:t>
-      </w:r>
+        <w:t>{{</w:t>
+      </w:r>
+      <w:proofErr w:type="spellStart"/>
       <w:r>
         <w:rPr>
           <w:rFonts w:ascii="Tahoma" w:hAnsi="Tahoma" w:cs="Tahoma"/>
@@ -2227,91 +2192,17 @@
           <w:szCs w:val="21"/>
           <w:lang w:val="en-US"/>
         </w:rPr>
-        <w:t xml:space="preserve"> </w:t>
-      </w:r>
-      <w:r>
-        <w:rPr>
-          <w:rFonts w:ascii="Tahoma" w:hAnsi="Tahoma" w:cs="Tahoma"/>
-          <w:bCs/>
-          <w:sz w:val="21"/>
-          <w:szCs w:val="21"/>
-          <w:lang w:val="id-ID"/>
-        </w:rPr>
-        <w:t>bulan</w:t>
-      </w:r>
-      <w:r>
-        <w:rPr>
-          <w:rFonts w:ascii="Tahoma" w:hAnsi="Tahoma" w:cs="Tahoma"/>
-          <w:bCs/>
+        <w:t>permohonan_date_indo</w:t>
+      </w:r>
+      <w:proofErr w:type="spellEnd"/>
+      <w:r>
+        <w:rPr>
+          <w:rFonts w:ascii="Tahoma" w:hAnsi="Tahoma" w:cs="Tahoma"/>
           <w:sz w:val="21"/>
           <w:szCs w:val="21"/>
           <w:lang w:val="en-US"/>
         </w:rPr>
-        <w:t xml:space="preserve"> </w:t>
-      </w:r>
-      <w:proofErr w:type="spellStart"/>
-      <w:r>
-        <w:rPr>
-          <w:rFonts w:ascii="Tahoma" w:hAnsi="Tahoma" w:cs="Tahoma"/>
-          <w:bCs/>
-          <w:sz w:val="21"/>
-          <w:szCs w:val="21"/>
-          <w:lang w:val="en-US"/>
-        </w:rPr>
-        <w:t>Februari</w:t>
-      </w:r>
-      <w:proofErr w:type="spellEnd"/>
-      <w:r>
-        <w:rPr>
-          <w:rFonts w:ascii="Tahoma" w:hAnsi="Tahoma" w:cs="Tahoma"/>
-          <w:bCs/>
-          <w:sz w:val="21"/>
-          <w:szCs w:val="21"/>
-          <w:lang w:val="id-ID"/>
-        </w:rPr>
-        <w:t xml:space="preserve"> </w:t>
-      </w:r>
-      <w:r>
-        <w:rPr>
-          <w:rFonts w:ascii="Tahoma" w:hAnsi="Tahoma" w:cs="Tahoma"/>
-          <w:bCs/>
-          <w:sz w:val="21"/>
-          <w:szCs w:val="21"/>
-          <w:lang w:val="id-ID"/>
-        </w:rPr>
-        <w:t>tahun</w:t>
-      </w:r>
-      <w:r>
-        <w:rPr>
-          <w:rFonts w:ascii="Tahoma" w:hAnsi="Tahoma" w:cs="Tahoma"/>
-          <w:bCs/>
-          <w:sz w:val="21"/>
-          <w:szCs w:val="21"/>
-          <w:lang w:val="sv-SE"/>
-        </w:rPr>
-        <w:t xml:space="preserve"> </w:t>
-      </w:r>
-      <w:r>
-        <w:rPr>
-          <w:rFonts w:ascii="Tahoma" w:hAnsi="Tahoma" w:cs="Tahoma"/>
-          <w:b/>
-          <w:bCs/>
-          <w:sz w:val="21"/>
-          <w:szCs w:val="21"/>
-          <w:lang w:val="en-US"/>
-        </w:rPr>
-        <w:t>202</w:t>
-      </w:r>
-      <w:r>
-        <w:rPr>
-          <w:rFonts w:ascii="Tahoma" w:hAnsi="Tahoma" w:cs="Tahoma"/>
-          <w:b/>
-          <w:bCs/>
-          <w:sz w:val="21"/>
-          <w:szCs w:val="21"/>
-          <w:lang w:val="en-US"/>
-        </w:rPr>
-        <w:t>6</w:t>
+        <w:t>}}</w:t>
       </w:r>
     </w:p>
     <w:p>
@@ -2363,7 +2254,16 @@
           <w:szCs w:val="21"/>
           <w:lang w:val="sv-SE"/>
         </w:rPr>
-        <w:t>648.1</w:t>
+        <w:t>{{sk_number}}</w:t>
+      </w:r>
+      <w:r>
+        <w:rPr>
+          <w:rFonts w:ascii="Tahoma" w:hAnsi="Tahoma" w:cs="Tahoma"/>
+          <w:sz w:val="21"/>
+          <w:szCs w:val="21"/>
+          <w:lang w:val="en-US"/>
+        </w:rPr>
+        <w:t xml:space="preserve"> </w:t>
       </w:r>
       <w:r>
         <w:rPr>
@@ -2372,7 +2272,7 @@
           <w:szCs w:val="21"/>
           <w:lang w:val="sv-SE"/>
         </w:rPr>
-        <w:t>/</w:t>
+        <w:t>T</w:t>
       </w:r>
       <w:r>
         <w:rPr>
@@ -2381,7 +2281,16 @@
           <w:szCs w:val="21"/>
           <w:lang w:val="sv-SE"/>
         </w:rPr>
-        <w:t>SK.</w:t>
+        <w:t>anggal</w:t>
+      </w:r>
+      <w:r>
+        <w:rPr>
+          <w:rFonts w:ascii="Tahoma" w:hAnsi="Tahoma" w:cs="Tahoma"/>
+          <w:sz w:val="21"/>
+          <w:szCs w:val="21"/>
+          <w:lang w:val="id-ID"/>
+        </w:rPr>
+        <w:t xml:space="preserve"> </w:t>
       </w:r>
       <w:r>
         <w:rPr>
@@ -2390,7 +2299,36 @@
           <w:szCs w:val="21"/>
           <w:lang w:val="en-US"/>
         </w:rPr>
-        <w:t>01.06</w:t>
+        <w:t>{{</w:t>
+      </w:r>
+      <w:proofErr w:type="spellStart"/>
+      <w:r>
+        <w:rPr>
+          <w:rFonts w:ascii="Tahoma" w:hAnsi="Tahoma" w:cs="Tahoma"/>
+          <w:sz w:val="21"/>
+          <w:szCs w:val="21"/>
+          <w:lang w:val="en-US"/>
+        </w:rPr>
+        <w:t>sk_date_indo</w:t>
+      </w:r>
+      <w:proofErr w:type="spellEnd"/>
+      <w:r>
+        <w:rPr>
+          <w:rFonts w:ascii="Tahoma" w:hAnsi="Tahoma" w:cs="Tahoma"/>
+          <w:sz w:val="21"/>
+          <w:szCs w:val="21"/>
+          <w:lang w:val="en-US"/>
+        </w:rPr>
+        <w:t>}}</w:t>
+      </w:r>
+      <w:r>
+        <w:rPr>
+          <w:rFonts w:ascii="Tahoma" w:hAnsi="Tahoma" w:cs="Tahoma"/>
+          <w:sz w:val="21"/>
+          <w:szCs w:val="21"/>
+          <w:lang w:val="en-US"/>
+        </w:rPr>
+        <w:t xml:space="preserve"> </w:t>
       </w:r>
       <w:r>
         <w:rPr>
@@ -2399,7 +2337,7 @@
           <w:szCs w:val="21"/>
           <w:lang w:val="sv-SE"/>
         </w:rPr>
-        <w:t>/UPTD.RSNW</w:t>
+        <w:t xml:space="preserve">Tentang </w:t>
       </w:r>
       <w:r>
         <w:rPr>
@@ -2408,7 +2346,7 @@
           <w:szCs w:val="21"/>
           <w:lang w:val="sv-SE"/>
         </w:rPr>
-        <w:t>/</w:t>
+        <w:t>Hasil Verifikasi Dan Wawancara Calon Penghuni</w:t>
       </w:r>
       <w:r>
         <w:rPr>
@@ -2417,7 +2355,7 @@
           <w:szCs w:val="21"/>
           <w:lang w:val="sv-SE"/>
         </w:rPr>
-        <w:t>20</w:t>
+        <w:t xml:space="preserve"> Rusunawa Kota Cimahi Tahun </w:t>
       </w:r>
       <w:r>
         <w:rPr>
@@ -2426,7 +2364,7 @@
           <w:szCs w:val="21"/>
           <w:lang w:val="en-US"/>
         </w:rPr>
-        <w:t>26</w:t>
+        <w:t>2026</w:t>
       </w:r>
       <w:r>
         <w:rPr>
@@ -2444,16 +2382,16 @@
           <w:szCs w:val="21"/>
           <w:lang w:val="sv-SE"/>
         </w:rPr>
-        <w:t>Tgl</w:t>
-      </w:r>
-      <w:r>
-        <w:rPr>
-          <w:rFonts w:ascii="Tahoma" w:hAnsi="Tahoma" w:cs="Tahoma"/>
-          <w:sz w:val="21"/>
-          <w:szCs w:val="21"/>
-          <w:lang w:val="id-ID"/>
-        </w:rPr>
-        <w:t xml:space="preserve"> </w:t>
+        <w:t>dan Surat Ijin Penghunian R</w:t>
+      </w:r>
+      <w:r>
+        <w:rPr>
+          <w:rFonts w:ascii="Tahoma" w:hAnsi="Tahoma" w:cs="Tahoma"/>
+          <w:sz w:val="21"/>
+          <w:szCs w:val="21"/>
+          <w:lang w:val="sv-SE"/>
+        </w:rPr>
+        <w:t>umah Susun Sederhana Sewa Nomor :</w:t>
       </w:r>
       <w:r>
         <w:rPr>
@@ -2462,7 +2400,7 @@
           <w:szCs w:val="21"/>
           <w:lang w:val="en-US"/>
         </w:rPr>
-        <w:t>05</w:t>
+        <w:t xml:space="preserve"> </w:t>
       </w:r>
       <w:r>
         <w:rPr>
@@ -2471,17 +2409,9 @@
           <w:szCs w:val="21"/>
           <w:lang w:val="en-US"/>
         </w:rPr>
-        <w:t xml:space="preserve"> </w:t>
-      </w:r>
-      <w:r>
-        <w:rPr>
-          <w:rFonts w:ascii="Tahoma" w:hAnsi="Tahoma" w:cs="Tahoma"/>
-          <w:sz w:val="21"/>
-          <w:szCs w:val="21"/>
-          <w:lang w:val="id-ID"/>
-        </w:rPr>
-        <w:t>Bulan</w:t>
-      </w:r>
+        <w:t>{{</w:t>
+      </w:r>
+      <w:proofErr w:type="spellStart"/>
       <w:r>
         <w:rPr>
           <w:rFonts w:ascii="Tahoma" w:hAnsi="Tahoma" w:cs="Tahoma"/>
@@ -2489,9 +2419,9 @@
           <w:szCs w:val="21"/>
           <w:lang w:val="en-US"/>
         </w:rPr>
-        <w:t xml:space="preserve"> </w:t>
-      </w:r>
-      <w:proofErr w:type="spellStart"/>
+        <w:t>sip_number</w:t>
+      </w:r>
+      <w:proofErr w:type="spellEnd"/>
       <w:r>
         <w:rPr>
           <w:rFonts w:ascii="Tahoma" w:hAnsi="Tahoma" w:cs="Tahoma"/>
@@ -2499,12 +2429,33 @@
           <w:szCs w:val="21"/>
           <w:lang w:val="en-US"/>
         </w:rPr>
-        <w:t>Februari</w:t>
-      </w:r>
-      <w:proofErr w:type="spellEnd"/>
-      <w:r>
-        <w:rPr>
-          <w:rFonts w:ascii="Tahoma" w:hAnsi="Tahoma" w:cs="Tahoma"/>
+        <w:t>}}</w:t>
+      </w:r>
+      <w:r>
+        <w:rPr>
+          <w:rFonts w:ascii="Tahoma" w:hAnsi="Tahoma" w:cs="Tahoma"/>
+          <w:b/>
+          <w:sz w:val="21"/>
+          <w:szCs w:val="21"/>
+          <w:lang w:val="sv-SE"/>
+        </w:rPr>
+        <w:t xml:space="preserve"> </w:t>
+      </w:r>
+      <w:r>
+        <w:rPr>
+          <w:rFonts w:ascii="Tahoma" w:hAnsi="Tahoma" w:cs="Tahoma"/>
+          <w:b/>
+          <w:sz w:val="21"/>
+          <w:szCs w:val="21"/>
+          <w:lang w:val="sv-SE"/>
+        </w:rPr>
+        <w:t>tanggal</w:t>
+      </w:r>
+      <w:r>
+        <w:rPr>
+          <w:rFonts w:ascii="Tahoma" w:hAnsi="Tahoma" w:cs="Tahoma"/>
+          <w:b/>
+          <w:bCs/>
           <w:sz w:val="21"/>
           <w:szCs w:val="21"/>
           <w:lang w:val="en-US"/>
@@ -2514,28 +2465,47 @@
       <w:r>
         <w:rPr>
           <w:rFonts w:ascii="Tahoma" w:hAnsi="Tahoma" w:cs="Tahoma"/>
-          <w:sz w:val="21"/>
-          <w:szCs w:val="21"/>
-          <w:lang w:val="id-ID"/>
-        </w:rPr>
-        <w:t xml:space="preserve">Tahun </w:t>
-      </w:r>
-      <w:r>
-        <w:rPr>
-          <w:rFonts w:ascii="Tahoma" w:hAnsi="Tahoma" w:cs="Tahoma"/>
+          <w:b/>
+          <w:bCs/>
           <w:sz w:val="21"/>
           <w:szCs w:val="21"/>
           <w:lang w:val="en-US"/>
         </w:rPr>
-        <w:t>2026</w:t>
-      </w:r>
-      <w:r>
-        <w:rPr>
-          <w:rFonts w:ascii="Tahoma" w:hAnsi="Tahoma" w:cs="Tahoma"/>
+        <w:t>{{</w:t>
+      </w:r>
+      <w:proofErr w:type="spellStart"/>
+      <w:r>
+        <w:rPr>
+          <w:rFonts w:ascii="Tahoma" w:hAnsi="Tahoma" w:cs="Tahoma"/>
+          <w:b/>
+          <w:bCs/>
           <w:sz w:val="21"/>
           <w:szCs w:val="21"/>
           <w:lang w:val="en-US"/>
         </w:rPr>
+        <w:t>sip_date_indo</w:t>
+      </w:r>
+      <w:proofErr w:type="spellEnd"/>
+      <w:r>
+        <w:rPr>
+          <w:rFonts w:ascii="Tahoma" w:hAnsi="Tahoma" w:cs="Tahoma"/>
+          <w:b/>
+          <w:bCs/>
+          <w:sz w:val="21"/>
+          <w:szCs w:val="21"/>
+          <w:lang w:val="en-US"/>
+        </w:rPr>
+        <w:t>}}</w:t>
+      </w:r>
+      <w:r>
+        <w:rPr>
+          <w:rFonts w:ascii="Tahoma" w:hAnsi="Tahoma" w:cs="Tahoma"/>
+          <w:b/>
+          <w:bCs/>
+          <w:sz w:val="21"/>
+          <w:szCs w:val="21"/>
+          <w:lang w:val="en-US"/>
+        </w:rPr>
         <w:t xml:space="preserve"> </w:t>
       </w:r>
       <w:r>
@@ -2545,7 +2515,7 @@
           <w:szCs w:val="21"/>
           <w:lang w:val="sv-SE"/>
         </w:rPr>
-        <w:t xml:space="preserve">Tentang </w:t>
+        <w:t xml:space="preserve"> di </w:t>
       </w:r>
       <w:r>
         <w:rPr>
@@ -2554,262 +2524,49 @@
           <w:szCs w:val="21"/>
           <w:lang w:val="sv-SE"/>
         </w:rPr>
-        <w:t>Hasil Verifikasi Dan Wawancara Calon Penghuni</w:t>
-      </w:r>
-      <w:r>
-        <w:rPr>
-          <w:rFonts w:ascii="Tahoma" w:hAnsi="Tahoma" w:cs="Tahoma"/>
-          <w:sz w:val="21"/>
-          <w:szCs w:val="21"/>
-          <w:lang w:val="sv-SE"/>
-        </w:rPr>
-        <w:t xml:space="preserve"> Rusunawa Kota Cimahi Tahun </w:t>
-      </w:r>
-      <w:r>
-        <w:rPr>
-          <w:rFonts w:ascii="Tahoma" w:hAnsi="Tahoma" w:cs="Tahoma"/>
+        <w:t>lokasi</w:t>
+      </w:r>
+      <w:r>
+        <w:rPr>
+          <w:rFonts w:ascii="Tahoma" w:hAnsi="Tahoma" w:cs="Tahoma"/>
+          <w:b/>
           <w:sz w:val="21"/>
           <w:szCs w:val="21"/>
           <w:lang w:val="en-US"/>
         </w:rPr>
-        <w:t>2026</w:t>
-      </w:r>
-      <w:r>
-        <w:rPr>
-          <w:rFonts w:ascii="Tahoma" w:hAnsi="Tahoma" w:cs="Tahoma"/>
+        <w:t xml:space="preserve"> </w:t>
+      </w:r>
+      <w:r>
+        <w:rPr>
+          <w:rFonts w:ascii="Tahoma" w:hAnsi="Tahoma" w:cs="Tahoma"/>
+          <w:b/>
           <w:sz w:val="21"/>
           <w:szCs w:val="21"/>
           <w:lang w:val="en-US"/>
         </w:rPr>
-        <w:t xml:space="preserve"> </w:t>
-      </w:r>
-      <w:r>
-        <w:rPr>
-          <w:rFonts w:ascii="Tahoma" w:hAnsi="Tahoma" w:cs="Tahoma"/>
-          <w:sz w:val="21"/>
-          <w:szCs w:val="21"/>
-          <w:lang w:val="sv-SE"/>
-        </w:rPr>
-        <w:t>dan Surat Ijin Penghunian R</w:t>
-      </w:r>
-      <w:r>
-        <w:rPr>
-          <w:rFonts w:ascii="Tahoma" w:hAnsi="Tahoma" w:cs="Tahoma"/>
-          <w:sz w:val="21"/>
-          <w:szCs w:val="21"/>
-          <w:lang w:val="sv-SE"/>
-        </w:rPr>
-        <w:t>umah Susun Sederhana Sewa Nomor :</w:t>
-      </w:r>
-      <w:r>
-        <w:rPr>
-          <w:rFonts w:ascii="Tahoma" w:hAnsi="Tahoma" w:cs="Tahoma"/>
+        <w:t>{{</w:t>
+      </w:r>
+      <w:proofErr w:type="spellStart"/>
+      <w:r>
+        <w:rPr>
+          <w:rFonts w:ascii="Tahoma" w:hAnsi="Tahoma" w:cs="Tahoma"/>
+          <w:b/>
           <w:sz w:val="21"/>
           <w:szCs w:val="21"/>
           <w:lang w:val="en-US"/>
         </w:rPr>
-        <w:t xml:space="preserve"> 26</w:t>
-      </w:r>
-      <w:r>
-        <w:rPr>
-          <w:rFonts w:ascii="Tahoma" w:hAnsi="Tahoma" w:cs="Tahoma"/>
-          <w:b/>
-          <w:sz w:val="21"/>
-          <w:szCs w:val="21"/>
-          <w:lang w:val="sv-SE"/>
-        </w:rPr>
-        <w:t xml:space="preserve"> </w:t>
-      </w:r>
-      <w:r>
-        <w:rPr>
-          <w:rFonts w:ascii="Tahoma" w:hAnsi="Tahoma" w:cs="Tahoma"/>
-          <w:b/>
-          <w:sz w:val="21"/>
-          <w:szCs w:val="21"/>
-          <w:lang w:val="sv-SE"/>
-        </w:rPr>
-        <w:t>tanggal</w:t>
-      </w:r>
-      <w:r>
-        <w:rPr>
-          <w:rFonts w:ascii="Tahoma" w:hAnsi="Tahoma" w:cs="Tahoma"/>
-          <w:b/>
-          <w:bCs/>
+        <w:t>lokasi_lengkap</w:t>
+      </w:r>
+      <w:proofErr w:type="spellEnd"/>
+      <w:r>
+        <w:rPr>
+          <w:rFonts w:ascii="Tahoma" w:hAnsi="Tahoma" w:cs="Tahoma"/>
+          <w:b/>
           <w:sz w:val="21"/>
           <w:szCs w:val="21"/>
           <w:lang w:val="en-US"/>
         </w:rPr>
-        <w:t xml:space="preserve"> </w:t>
-      </w:r>
-      <w:r>
-        <w:rPr>
-          <w:rFonts w:ascii="Tahoma" w:hAnsi="Tahoma" w:cs="Tahoma"/>
-          <w:b/>
-          <w:bCs/>
-          <w:sz w:val="21"/>
-          <w:szCs w:val="21"/>
-          <w:lang w:val="en-US"/>
-        </w:rPr>
-        <w:t>05</w:t>
-      </w:r>
-      <w:r>
-        <w:rPr>
-          <w:rFonts w:ascii="Tahoma" w:hAnsi="Tahoma" w:cs="Tahoma"/>
-          <w:b/>
-          <w:bCs/>
-          <w:sz w:val="21"/>
-          <w:szCs w:val="21"/>
-          <w:lang w:val="en-US"/>
-        </w:rPr>
-        <w:t xml:space="preserve"> </w:t>
-      </w:r>
-      <w:r>
-        <w:rPr>
-          <w:rFonts w:ascii="Tahoma" w:hAnsi="Tahoma" w:cs="Tahoma"/>
-          <w:b/>
-          <w:bCs/>
-          <w:sz w:val="21"/>
-          <w:szCs w:val="21"/>
-          <w:lang w:val="id-ID"/>
-        </w:rPr>
-        <w:t xml:space="preserve">Bulan </w:t>
-      </w:r>
-      <w:proofErr w:type="spellStart"/>
-      <w:r>
-        <w:rPr>
-          <w:rFonts w:ascii="Tahoma" w:hAnsi="Tahoma" w:cs="Tahoma"/>
-          <w:b/>
-          <w:bCs/>
-          <w:sz w:val="21"/>
-          <w:szCs w:val="21"/>
-          <w:lang w:val="en-US"/>
-        </w:rPr>
-        <w:t>Februari</w:t>
-      </w:r>
-      <w:proofErr w:type="spellEnd"/>
-      <w:r>
-        <w:rPr>
-          <w:rFonts w:ascii="Tahoma" w:hAnsi="Tahoma" w:cs="Tahoma"/>
-          <w:b/>
-          <w:bCs/>
-          <w:sz w:val="21"/>
-          <w:szCs w:val="21"/>
-          <w:lang w:val="en-US"/>
-        </w:rPr>
-        <w:t xml:space="preserve"> </w:t>
-      </w:r>
-      <w:r>
-        <w:rPr>
-          <w:rFonts w:ascii="Tahoma" w:hAnsi="Tahoma" w:cs="Tahoma"/>
-          <w:b/>
-          <w:bCs/>
-          <w:sz w:val="21"/>
-          <w:szCs w:val="21"/>
-          <w:lang w:val="id-ID"/>
-        </w:rPr>
-        <w:t>Tahun</w:t>
-      </w:r>
-      <w:r>
-        <w:rPr>
-          <w:rFonts w:ascii="Tahoma" w:hAnsi="Tahoma" w:cs="Tahoma"/>
-          <w:b/>
-          <w:bCs/>
-          <w:sz w:val="21"/>
-          <w:szCs w:val="21"/>
-          <w:lang w:val="en-US"/>
-        </w:rPr>
-        <w:t xml:space="preserve"> 202</w:t>
-      </w:r>
-      <w:r>
-        <w:rPr>
-          <w:rFonts w:ascii="Tahoma" w:hAnsi="Tahoma" w:cs="Tahoma"/>
-          <w:b/>
-          <w:bCs/>
-          <w:sz w:val="21"/>
-          <w:szCs w:val="21"/>
-          <w:lang w:val="en-US"/>
-        </w:rPr>
-        <w:t xml:space="preserve">6 </w:t>
-      </w:r>
-      <w:r>
-        <w:rPr>
-          <w:rFonts w:ascii="Tahoma" w:hAnsi="Tahoma" w:cs="Tahoma"/>
-          <w:sz w:val="21"/>
-          <w:szCs w:val="21"/>
-          <w:lang w:val="sv-SE"/>
-        </w:rPr>
-        <w:t xml:space="preserve"> di </w:t>
-      </w:r>
-      <w:r>
-        <w:rPr>
-          <w:rFonts w:ascii="Tahoma" w:hAnsi="Tahoma" w:cs="Tahoma"/>
-          <w:sz w:val="21"/>
-          <w:szCs w:val="21"/>
-          <w:lang w:val="sv-SE"/>
-        </w:rPr>
-        <w:t>lokasi</w:t>
-      </w:r>
-      <w:r>
-        <w:rPr>
-          <w:rFonts w:ascii="Tahoma" w:hAnsi="Tahoma" w:cs="Tahoma"/>
-          <w:b/>
-          <w:sz w:val="21"/>
-          <w:szCs w:val="21"/>
-          <w:lang w:val="en-US"/>
-        </w:rPr>
-        <w:t xml:space="preserve"> D II 7</w:t>
-      </w:r>
-      <w:r>
-        <w:rPr>
-          <w:rFonts w:ascii="Tahoma" w:hAnsi="Tahoma" w:cs="Tahoma"/>
-          <w:b/>
-          <w:sz w:val="21"/>
-          <w:szCs w:val="21"/>
-          <w:lang w:val="id-ID"/>
-        </w:rPr>
-        <w:t xml:space="preserve"> </w:t>
-      </w:r>
-      <w:r>
-        <w:rPr>
-          <w:rFonts w:ascii="Tahoma" w:hAnsi="Tahoma" w:cs="Tahoma"/>
-          <w:b/>
-          <w:sz w:val="21"/>
-          <w:szCs w:val="21"/>
-          <w:lang w:val="sv-SE"/>
-        </w:rPr>
-        <w:t>Rusunawa</w:t>
-      </w:r>
-      <w:r>
-        <w:rPr>
-          <w:rFonts w:ascii="Tahoma" w:hAnsi="Tahoma" w:cs="Tahoma"/>
-          <w:b/>
-          <w:sz w:val="21"/>
-          <w:szCs w:val="21"/>
-          <w:lang w:val="sv-SE"/>
-        </w:rPr>
-        <w:t xml:space="preserve"> </w:t>
-      </w:r>
-      <w:proofErr w:type="spellStart"/>
-      <w:r>
-        <w:rPr>
-          <w:rFonts w:ascii="Tahoma" w:hAnsi="Tahoma" w:cs="Tahoma"/>
-          <w:b/>
-          <w:sz w:val="21"/>
-          <w:szCs w:val="21"/>
-          <w:lang w:val="en-US"/>
-        </w:rPr>
-        <w:t>Cigugur</w:t>
-      </w:r>
-      <w:proofErr w:type="spellEnd"/>
-      <w:r>
-        <w:rPr>
-          <w:rFonts w:ascii="Tahoma" w:hAnsi="Tahoma" w:cs="Tahoma"/>
-          <w:b/>
-          <w:sz w:val="21"/>
-          <w:szCs w:val="21"/>
-          <w:lang w:val="en-US"/>
-        </w:rPr>
-        <w:t xml:space="preserve"> Tengah</w:t>
+        <w:t>}}</w:t>
       </w:r>
     </w:p>
     <w:p>
@@ -3673,81 +3430,53 @@
           <w:szCs w:val="21"/>
           <w:lang w:val="en-US"/>
         </w:rPr>
-        <w:t xml:space="preserve"> 05</w:t>
-      </w:r>
-      <w:r>
-        <w:rPr>
-          <w:rFonts w:ascii="Tahoma" w:hAnsi="Tahoma" w:cs="Tahoma"/>
+        <w:t xml:space="preserve"> </w:t>
+      </w:r>
+      <w:r>
+        <w:rPr>
+          <w:rFonts w:ascii="Tahoma" w:hAnsi="Tahoma" w:cs="Tahoma"/>
+          <w:b/>
+          <w:bCs/>
           <w:color w:val="000000"/>
           <w:szCs w:val="21"/>
-          <w:lang w:val="id-ID"/>
-        </w:rPr>
-        <w:t xml:space="preserve"> Bulan</w:t>
-      </w:r>
-      <w:r>
-        <w:rPr>
-          <w:rFonts w:ascii="Tahoma" w:hAnsi="Tahoma" w:cs="Tahoma"/>
+          <w:lang w:val="en-US"/>
+        </w:rPr>
+        <w:t>{{</w:t>
+      </w:r>
+      <w:proofErr w:type="spellStart"/>
+      <w:r>
+        <w:rPr>
+          <w:rFonts w:ascii="Tahoma" w:hAnsi="Tahoma" w:cs="Tahoma"/>
+          <w:b/>
+          <w:bCs/>
           <w:color w:val="000000"/>
           <w:szCs w:val="21"/>
           <w:lang w:val="en-US"/>
         </w:rPr>
-        <w:t xml:space="preserve"> </w:t>
-      </w:r>
-      <w:proofErr w:type="spellStart"/>
-      <w:r>
-        <w:rPr>
-          <w:rFonts w:ascii="Tahoma" w:hAnsi="Tahoma" w:cs="Tahoma"/>
+        <w:t>tanggal_selesai_indo</w:t>
+      </w:r>
+      <w:proofErr w:type="spellEnd"/>
+      <w:r>
+        <w:rPr>
+          <w:rFonts w:ascii="Tahoma" w:hAnsi="Tahoma" w:cs="Tahoma"/>
+          <w:b/>
+          <w:bCs/>
           <w:color w:val="000000"/>
           <w:szCs w:val="21"/>
           <w:lang w:val="en-US"/>
         </w:rPr>
-        <w:t>Februari</w:t>
-      </w:r>
-      <w:proofErr w:type="spellEnd"/>
-      <w:r>
-        <w:rPr>
-          <w:rFonts w:ascii="Tahoma" w:hAnsi="Tahoma" w:cs="Tahoma"/>
+        <w:t>}}</w:t>
+      </w:r>
+      <w:r>
+        <w:rPr>
+          <w:rFonts w:ascii="Tahoma" w:hAnsi="Tahoma" w:cs="Tahoma"/>
+          <w:b/>
+          <w:bCs/>
           <w:color w:val="000000"/>
           <w:szCs w:val="21"/>
           <w:lang w:val="en-US"/>
         </w:rPr>
         <w:t xml:space="preserve"> </w:t>
-      </w:r>
-      <w:r>
-        <w:rPr>
-          <w:rFonts w:ascii="Tahoma" w:hAnsi="Tahoma" w:cs="Tahoma"/>
-          <w:color w:val="000000"/>
-          <w:szCs w:val="21"/>
-          <w:lang w:val="en-US"/>
-        </w:rPr>
-        <w:t xml:space="preserve"> </w:t>
-      </w:r>
-      <w:r>
-        <w:rPr>
-          <w:rFonts w:ascii="Tahoma" w:hAnsi="Tahoma" w:cs="Tahoma"/>
-          <w:color w:val="000000"/>
-          <w:szCs w:val="21"/>
-          <w:lang w:val="id-ID"/>
-        </w:rPr>
-        <w:t>Tahun</w:t>
-      </w:r>
-      <w:r>
-        <w:rPr>
-          <w:rFonts w:ascii="Tahoma" w:hAnsi="Tahoma" w:cs="Tahoma"/>
-          <w:color w:val="000000"/>
-          <w:szCs w:val="21"/>
-          <w:lang w:val="en-US"/>
-        </w:rPr>
-        <w:t xml:space="preserve"> 202</w:t>
-      </w:r>
-      <w:r>
-        <w:rPr>
-          <w:rFonts w:ascii="Tahoma" w:hAnsi="Tahoma" w:cs="Tahoma"/>
-          <w:color w:val="000000"/>
-          <w:szCs w:val="21"/>
-          <w:lang w:val="en-US"/>
-        </w:rPr>
-        <w:t xml:space="preserve">9 </w:t>
       </w:r>
       <w:r>
         <w:rPr>
@@ -4081,16 +3810,37 @@
           <w:sz w:val="21"/>
           <w:szCs w:val="21"/>
         </w:rPr>
-        <w:t>Rp</w:t>
-      </w:r>
-      <w:r>
-        <w:rPr>
-          <w:rFonts w:ascii="Tahoma" w:hAnsi="Tahoma" w:cs="Tahoma"/>
-          <w:b/>
-          <w:sz w:val="21"/>
-          <w:szCs w:val="21"/>
-        </w:rPr>
-        <w:t xml:space="preserve"> </w:t>
+        <w:t>{{</w:t>
+      </w:r>
+      <w:proofErr w:type="spellStart"/>
+      <w:r>
+        <w:rPr>
+          <w:rFonts w:ascii="Tahoma" w:hAnsi="Tahoma" w:cs="Tahoma"/>
+          <w:b/>
+          <w:sz w:val="21"/>
+          <w:szCs w:val="21"/>
+        </w:rPr>
+        <w:t>harga_sewa</w:t>
+      </w:r>
+      <w:proofErr w:type="spellEnd"/>
+      <w:r>
+        <w:rPr>
+          <w:rFonts w:ascii="Tahoma" w:hAnsi="Tahoma" w:cs="Tahoma"/>
+          <w:b/>
+          <w:sz w:val="21"/>
+          <w:szCs w:val="21"/>
+        </w:rPr>
+        <w:t>}</w:t>
+      </w:r>
+      <w:proofErr w:type="gramStart"/>
+      <w:r>
+        <w:rPr>
+          <w:rFonts w:ascii="Tahoma" w:hAnsi="Tahoma" w:cs="Tahoma"/>
+          <w:b/>
+          <w:sz w:val="21"/>
+          <w:szCs w:val="21"/>
+        </w:rPr>
+        <w:t>}</w:t>
       </w:r>
       <w:r>
         <w:rPr>
@@ -4100,48 +3850,62 @@
           <w:szCs w:val="21"/>
           <w:lang w:val="en-US"/>
         </w:rPr>
-        <w:t>35</w:t>
-      </w:r>
-      <w:r>
-        <w:rPr>
-          <w:rFonts w:ascii="Tahoma" w:hAnsi="Tahoma" w:cs="Tahoma"/>
-          <w:b/>
+        <w:t>,-</w:t>
+      </w:r>
+      <w:proofErr w:type="gramEnd"/>
+      <w:r>
+        <w:rPr>
+          <w:rFonts w:ascii="Tahoma" w:hAnsi="Tahoma" w:cs="Tahoma"/>
+          <w:b/>
+          <w:sz w:val="21"/>
+          <w:szCs w:val="21"/>
+        </w:rPr>
+        <w:t xml:space="preserve"> </w:t>
+      </w:r>
+      <w:r>
+        <w:rPr>
+          <w:rFonts w:ascii="Tahoma" w:hAnsi="Tahoma" w:cs="Tahoma"/>
+          <w:b/>
+          <w:i/>
+          <w:sz w:val="21"/>
+          <w:szCs w:val="21"/>
+        </w:rPr>
+        <w:t>(</w:t>
+      </w:r>
+      <w:r>
+        <w:rPr>
+          <w:rFonts w:ascii="Tahoma" w:hAnsi="Tahoma" w:cs="Tahoma"/>
+          <w:b/>
+          <w:i/>
           <w:sz w:val="21"/>
           <w:szCs w:val="21"/>
           <w:lang w:val="en-US"/>
         </w:rPr>
-        <w:t>0</w:t>
-      </w:r>
-      <w:r>
-        <w:rPr>
-          <w:rFonts w:ascii="Tahoma" w:hAnsi="Tahoma" w:cs="Tahoma"/>
-          <w:b/>
+        <w:t>{{</w:t>
+      </w:r>
+      <w:proofErr w:type="spellStart"/>
+      <w:r>
+        <w:rPr>
+          <w:rFonts w:ascii="Tahoma" w:hAnsi="Tahoma" w:cs="Tahoma"/>
+          <w:b/>
+          <w:i/>
           <w:sz w:val="21"/>
           <w:szCs w:val="21"/>
           <w:lang w:val="en-US"/>
         </w:rPr>
-        <w:t>.</w:t>
-      </w:r>
-      <w:proofErr w:type="gramStart"/>
-      <w:r>
-        <w:rPr>
-          <w:rFonts w:ascii="Tahoma" w:hAnsi="Tahoma" w:cs="Tahoma"/>
-          <w:b/>
+        <w:t>harga_sewa_terbilang</w:t>
+      </w:r>
+      <w:proofErr w:type="spellEnd"/>
+      <w:r>
+        <w:rPr>
+          <w:rFonts w:ascii="Tahoma" w:hAnsi="Tahoma" w:cs="Tahoma"/>
+          <w:b/>
+          <w:i/>
           <w:sz w:val="21"/>
           <w:szCs w:val="21"/>
           <w:lang w:val="en-US"/>
         </w:rPr>
-        <w:t>000,-</w:t>
-      </w:r>
-      <w:proofErr w:type="gramEnd"/>
-      <w:r>
-        <w:rPr>
-          <w:rFonts w:ascii="Tahoma" w:hAnsi="Tahoma" w:cs="Tahoma"/>
-          <w:b/>
-          <w:sz w:val="21"/>
-          <w:szCs w:val="21"/>
-        </w:rPr>
-        <w:t xml:space="preserve"> </w:t>
+        <w:t>}}</w:t>
       </w:r>
       <w:r>
         <w:rPr>
@@ -4151,356 +3915,220 @@
           <w:sz w:val="21"/>
           <w:szCs w:val="21"/>
         </w:rPr>
-        <w:t>(</w:t>
-      </w:r>
-      <w:proofErr w:type="spellStart"/>
-      <w:r>
-        <w:rPr>
-          <w:rFonts w:ascii="Tahoma" w:hAnsi="Tahoma" w:cs="Tahoma"/>
-          <w:b/>
-          <w:i/>
+        <w:t>)</w:t>
+      </w:r>
+      <w:r>
+        <w:rPr>
+          <w:rFonts w:ascii="Tahoma" w:hAnsi="Tahoma" w:cs="Tahoma"/>
+          <w:sz w:val="21"/>
+          <w:szCs w:val="21"/>
+        </w:rPr>
+        <w:t xml:space="preserve"> per </w:t>
+      </w:r>
+      <w:proofErr w:type="spellStart"/>
+      <w:r>
+        <w:rPr>
+          <w:rFonts w:ascii="Tahoma" w:hAnsi="Tahoma" w:cs="Tahoma"/>
+          <w:sz w:val="21"/>
+          <w:szCs w:val="21"/>
+        </w:rPr>
+        <w:t>bulan</w:t>
+      </w:r>
+      <w:proofErr w:type="spellEnd"/>
+      <w:r>
+        <w:rPr>
+          <w:rFonts w:ascii="Tahoma" w:hAnsi="Tahoma" w:cs="Tahoma"/>
+          <w:sz w:val="21"/>
+          <w:szCs w:val="21"/>
+        </w:rPr>
+        <w:t xml:space="preserve"> yang </w:t>
+      </w:r>
+      <w:proofErr w:type="spellStart"/>
+      <w:r>
+        <w:rPr>
+          <w:rFonts w:ascii="Tahoma" w:hAnsi="Tahoma" w:cs="Tahoma"/>
+          <w:sz w:val="21"/>
+          <w:szCs w:val="21"/>
+        </w:rPr>
+        <w:t>harus</w:t>
+      </w:r>
+      <w:proofErr w:type="spellEnd"/>
+      <w:r>
+        <w:rPr>
+          <w:rFonts w:ascii="Tahoma" w:hAnsi="Tahoma" w:cs="Tahoma"/>
+          <w:sz w:val="21"/>
+          <w:szCs w:val="21"/>
+        </w:rPr>
+        <w:t xml:space="preserve"> </w:t>
+      </w:r>
+      <w:proofErr w:type="spellStart"/>
+      <w:r>
+        <w:rPr>
+          <w:rFonts w:ascii="Tahoma" w:hAnsi="Tahoma" w:cs="Tahoma"/>
+          <w:sz w:val="21"/>
+          <w:szCs w:val="21"/>
+        </w:rPr>
+        <w:t>dibayar</w:t>
+      </w:r>
+      <w:proofErr w:type="spellEnd"/>
+      <w:r>
+        <w:rPr>
+          <w:rFonts w:ascii="Tahoma" w:hAnsi="Tahoma" w:cs="Tahoma"/>
+          <w:sz w:val="21"/>
+          <w:szCs w:val="21"/>
+        </w:rPr>
+        <w:t xml:space="preserve"> pada </w:t>
+      </w:r>
+      <w:proofErr w:type="spellStart"/>
+      <w:r>
+        <w:rPr>
+          <w:rFonts w:ascii="Tahoma" w:hAnsi="Tahoma" w:cs="Tahoma"/>
+          <w:sz w:val="21"/>
+          <w:szCs w:val="21"/>
+        </w:rPr>
+        <w:t>jatuh</w:t>
+      </w:r>
+      <w:proofErr w:type="spellEnd"/>
+      <w:r>
+        <w:rPr>
+          <w:rFonts w:ascii="Tahoma" w:hAnsi="Tahoma" w:cs="Tahoma"/>
+          <w:sz w:val="21"/>
+          <w:szCs w:val="21"/>
+        </w:rPr>
+        <w:t xml:space="preserve"> tempo, </w:t>
+      </w:r>
+      <w:proofErr w:type="spellStart"/>
+      <w:r>
+        <w:rPr>
+          <w:rFonts w:ascii="Tahoma" w:hAnsi="Tahoma" w:cs="Tahoma"/>
+          <w:sz w:val="21"/>
+          <w:szCs w:val="21"/>
+        </w:rPr>
+        <w:t>serta</w:t>
+      </w:r>
+      <w:proofErr w:type="spellEnd"/>
+      <w:r>
+        <w:rPr>
+          <w:rFonts w:ascii="Tahoma" w:hAnsi="Tahoma" w:cs="Tahoma"/>
+          <w:sz w:val="21"/>
+          <w:szCs w:val="21"/>
+        </w:rPr>
+        <w:t xml:space="preserve"> uang </w:t>
+      </w:r>
+      <w:proofErr w:type="spellStart"/>
+      <w:r>
+        <w:rPr>
+          <w:rFonts w:ascii="Tahoma" w:hAnsi="Tahoma" w:cs="Tahoma"/>
+          <w:sz w:val="21"/>
+          <w:szCs w:val="21"/>
+        </w:rPr>
+        <w:t>jaminan</w:t>
+      </w:r>
+      <w:proofErr w:type="spellEnd"/>
+      <w:r>
+        <w:rPr>
+          <w:rFonts w:ascii="Tahoma" w:hAnsi="Tahoma" w:cs="Tahoma"/>
+          <w:sz w:val="21"/>
+          <w:szCs w:val="21"/>
+        </w:rPr>
+        <w:t xml:space="preserve"> </w:t>
+      </w:r>
+      <w:proofErr w:type="spellStart"/>
+      <w:r>
+        <w:rPr>
+          <w:rFonts w:ascii="Tahoma" w:hAnsi="Tahoma" w:cs="Tahoma"/>
+          <w:sz w:val="21"/>
+          <w:szCs w:val="21"/>
+        </w:rPr>
+        <w:t>sewa</w:t>
+      </w:r>
+      <w:proofErr w:type="spellEnd"/>
+      <w:r>
+        <w:rPr>
+          <w:rFonts w:ascii="Tahoma" w:hAnsi="Tahoma" w:cs="Tahoma"/>
+          <w:sz w:val="21"/>
+          <w:szCs w:val="21"/>
+        </w:rPr>
+        <w:t xml:space="preserve"> </w:t>
+      </w:r>
+      <w:proofErr w:type="spellStart"/>
+      <w:r>
+        <w:rPr>
+          <w:rFonts w:ascii="Tahoma" w:hAnsi="Tahoma" w:cs="Tahoma"/>
+          <w:sz w:val="21"/>
+          <w:szCs w:val="21"/>
+        </w:rPr>
+        <w:t>sebesar</w:t>
+      </w:r>
+      <w:proofErr w:type="spellEnd"/>
+      <w:r>
+        <w:rPr>
+          <w:rFonts w:ascii="Tahoma" w:hAnsi="Tahoma" w:cs="Tahoma"/>
+          <w:sz w:val="21"/>
+          <w:szCs w:val="21"/>
+        </w:rPr>
+        <w:t xml:space="preserve"> </w:t>
+      </w:r>
+      <w:r>
+        <w:rPr>
+          <w:rFonts w:ascii="Tahoma" w:hAnsi="Tahoma" w:cs="Tahoma"/>
+          <w:b/>
+          <w:sz w:val="21"/>
+          <w:szCs w:val="21"/>
+        </w:rPr>
+        <w:t>{{deposit}}</w:t>
+      </w:r>
+      <w:r>
+        <w:rPr>
+          <w:rFonts w:ascii="Tahoma" w:hAnsi="Tahoma" w:cs="Tahoma"/>
+          <w:b/>
           <w:sz w:val="21"/>
           <w:szCs w:val="21"/>
           <w:lang w:val="en-US"/>
         </w:rPr>
-        <w:t>T</w:t>
-      </w:r>
-      <w:r>
-        <w:rPr>
-          <w:rFonts w:ascii="Tahoma" w:hAnsi="Tahoma" w:cs="Tahoma"/>
-          <w:b/>
-          <w:i/>
+        <w:t>,-</w:t>
+      </w:r>
+      <w:r>
+        <w:rPr>
+          <w:rFonts w:ascii="Tahoma" w:hAnsi="Tahoma" w:cs="Tahoma"/>
+          <w:b/>
+          <w:sz w:val="21"/>
+          <w:szCs w:val="21"/>
+          <w:lang w:val="id-ID"/>
+        </w:rPr>
+        <w:t xml:space="preserve"> ( </w:t>
+      </w:r>
+      <w:r>
+        <w:rPr>
+          <w:rFonts w:ascii="Tahoma" w:hAnsi="Tahoma" w:cs="Tahoma"/>
+          <w:b/>
           <w:sz w:val="21"/>
           <w:szCs w:val="21"/>
           <w:lang w:val="en-US"/>
         </w:rPr>
-        <w:t>iga</w:t>
-      </w:r>
-      <w:proofErr w:type="spellEnd"/>
-      <w:r>
-        <w:rPr>
-          <w:rFonts w:ascii="Tahoma" w:hAnsi="Tahoma" w:cs="Tahoma"/>
-          <w:b/>
-          <w:i/>
+        <w:t>{{</w:t>
+      </w:r>
+      <w:proofErr w:type="spellStart"/>
+      <w:r>
+        <w:rPr>
+          <w:rFonts w:ascii="Tahoma" w:hAnsi="Tahoma" w:cs="Tahoma"/>
+          <w:b/>
           <w:sz w:val="21"/>
           <w:szCs w:val="21"/>
           <w:lang w:val="en-US"/>
         </w:rPr>
-        <w:t xml:space="preserve"> Ratus Lima </w:t>
-      </w:r>
-      <w:r>
-        <w:rPr>
-          <w:rFonts w:ascii="Tahoma" w:hAnsi="Tahoma" w:cs="Tahoma"/>
-          <w:b/>
-          <w:i/>
+        <w:t>deposit_terbilang</w:t>
+      </w:r>
+      <w:proofErr w:type="spellEnd"/>
+      <w:r>
+        <w:rPr>
+          <w:rFonts w:ascii="Tahoma" w:hAnsi="Tahoma" w:cs="Tahoma"/>
+          <w:b/>
           <w:sz w:val="21"/>
           <w:szCs w:val="21"/>
           <w:lang w:val="en-US"/>
         </w:rPr>
-        <w:t xml:space="preserve"> </w:t>
-      </w:r>
-      <w:proofErr w:type="spellStart"/>
-      <w:r>
-        <w:rPr>
-          <w:rFonts w:ascii="Tahoma" w:hAnsi="Tahoma" w:cs="Tahoma"/>
-          <w:b/>
-          <w:i/>
-          <w:sz w:val="21"/>
-          <w:szCs w:val="21"/>
-          <w:lang w:val="en-US"/>
-        </w:rPr>
-        <w:t>Puluh</w:t>
-      </w:r>
-      <w:proofErr w:type="spellEnd"/>
-      <w:r>
-        <w:rPr>
-          <w:rFonts w:ascii="Tahoma" w:hAnsi="Tahoma" w:cs="Tahoma"/>
-          <w:b/>
-          <w:i/>
-          <w:sz w:val="21"/>
-          <w:szCs w:val="21"/>
-          <w:lang w:val="en-US"/>
-        </w:rPr>
-        <w:t xml:space="preserve"> </w:t>
-      </w:r>
-      <w:proofErr w:type="spellStart"/>
-      <w:r>
-        <w:rPr>
-          <w:rFonts w:ascii="Tahoma" w:hAnsi="Tahoma" w:cs="Tahoma"/>
-          <w:b/>
-          <w:i/>
-          <w:sz w:val="21"/>
-          <w:szCs w:val="21"/>
-          <w:lang w:val="en-US"/>
-        </w:rPr>
-        <w:t>Ribu</w:t>
-      </w:r>
-      <w:proofErr w:type="spellEnd"/>
-      <w:r>
-        <w:rPr>
-          <w:rFonts w:ascii="Tahoma" w:hAnsi="Tahoma" w:cs="Tahoma"/>
-          <w:b/>
-          <w:i/>
-          <w:sz w:val="21"/>
-          <w:szCs w:val="21"/>
-          <w:lang w:val="en-US"/>
-        </w:rPr>
-        <w:t xml:space="preserve"> Rupiah</w:t>
-      </w:r>
-      <w:r>
-        <w:rPr>
-          <w:rFonts w:ascii="Tahoma" w:hAnsi="Tahoma" w:cs="Tahoma"/>
-          <w:b/>
-          <w:i/>
-          <w:sz w:val="21"/>
-          <w:szCs w:val="21"/>
-        </w:rPr>
-        <w:t>)</w:t>
-      </w:r>
-      <w:r>
-        <w:rPr>
-          <w:rFonts w:ascii="Tahoma" w:hAnsi="Tahoma" w:cs="Tahoma"/>
-          <w:sz w:val="21"/>
-          <w:szCs w:val="21"/>
-        </w:rPr>
-        <w:t xml:space="preserve"> per </w:t>
-      </w:r>
-      <w:proofErr w:type="spellStart"/>
-      <w:r>
-        <w:rPr>
-          <w:rFonts w:ascii="Tahoma" w:hAnsi="Tahoma" w:cs="Tahoma"/>
-          <w:sz w:val="21"/>
-          <w:szCs w:val="21"/>
-        </w:rPr>
-        <w:t>bulan</w:t>
-      </w:r>
-      <w:proofErr w:type="spellEnd"/>
-      <w:r>
-        <w:rPr>
-          <w:rFonts w:ascii="Tahoma" w:hAnsi="Tahoma" w:cs="Tahoma"/>
-          <w:sz w:val="21"/>
-          <w:szCs w:val="21"/>
-        </w:rPr>
-        <w:t xml:space="preserve"> yang </w:t>
-      </w:r>
-      <w:proofErr w:type="spellStart"/>
-      <w:r>
-        <w:rPr>
-          <w:rFonts w:ascii="Tahoma" w:hAnsi="Tahoma" w:cs="Tahoma"/>
-          <w:sz w:val="21"/>
-          <w:szCs w:val="21"/>
-        </w:rPr>
-        <w:t>harus</w:t>
-      </w:r>
-      <w:proofErr w:type="spellEnd"/>
-      <w:r>
-        <w:rPr>
-          <w:rFonts w:ascii="Tahoma" w:hAnsi="Tahoma" w:cs="Tahoma"/>
-          <w:sz w:val="21"/>
-          <w:szCs w:val="21"/>
-        </w:rPr>
-        <w:t xml:space="preserve"> </w:t>
-      </w:r>
-      <w:proofErr w:type="spellStart"/>
-      <w:r>
-        <w:rPr>
-          <w:rFonts w:ascii="Tahoma" w:hAnsi="Tahoma" w:cs="Tahoma"/>
-          <w:sz w:val="21"/>
-          <w:szCs w:val="21"/>
-        </w:rPr>
-        <w:t>dibayar</w:t>
-      </w:r>
-      <w:proofErr w:type="spellEnd"/>
-      <w:r>
-        <w:rPr>
-          <w:rFonts w:ascii="Tahoma" w:hAnsi="Tahoma" w:cs="Tahoma"/>
-          <w:sz w:val="21"/>
-          <w:szCs w:val="21"/>
-        </w:rPr>
-        <w:t xml:space="preserve"> pada </w:t>
-      </w:r>
-      <w:proofErr w:type="spellStart"/>
-      <w:r>
-        <w:rPr>
-          <w:rFonts w:ascii="Tahoma" w:hAnsi="Tahoma" w:cs="Tahoma"/>
-          <w:sz w:val="21"/>
-          <w:szCs w:val="21"/>
-        </w:rPr>
-        <w:t>jatuh</w:t>
-      </w:r>
-      <w:proofErr w:type="spellEnd"/>
-      <w:r>
-        <w:rPr>
-          <w:rFonts w:ascii="Tahoma" w:hAnsi="Tahoma" w:cs="Tahoma"/>
-          <w:sz w:val="21"/>
-          <w:szCs w:val="21"/>
-        </w:rPr>
-        <w:t xml:space="preserve"> tempo, </w:t>
-      </w:r>
-      <w:proofErr w:type="spellStart"/>
-      <w:r>
-        <w:rPr>
-          <w:rFonts w:ascii="Tahoma" w:hAnsi="Tahoma" w:cs="Tahoma"/>
-          <w:sz w:val="21"/>
-          <w:szCs w:val="21"/>
-        </w:rPr>
-        <w:t>serta</w:t>
-      </w:r>
-      <w:proofErr w:type="spellEnd"/>
-      <w:r>
-        <w:rPr>
-          <w:rFonts w:ascii="Tahoma" w:hAnsi="Tahoma" w:cs="Tahoma"/>
-          <w:sz w:val="21"/>
-          <w:szCs w:val="21"/>
-        </w:rPr>
-        <w:t xml:space="preserve"> uang </w:t>
-      </w:r>
-      <w:proofErr w:type="spellStart"/>
-      <w:r>
-        <w:rPr>
-          <w:rFonts w:ascii="Tahoma" w:hAnsi="Tahoma" w:cs="Tahoma"/>
-          <w:sz w:val="21"/>
-          <w:szCs w:val="21"/>
-        </w:rPr>
-        <w:t>jaminan</w:t>
-      </w:r>
-      <w:proofErr w:type="spellEnd"/>
-      <w:r>
-        <w:rPr>
-          <w:rFonts w:ascii="Tahoma" w:hAnsi="Tahoma" w:cs="Tahoma"/>
-          <w:sz w:val="21"/>
-          <w:szCs w:val="21"/>
-        </w:rPr>
-        <w:t xml:space="preserve"> </w:t>
-      </w:r>
-      <w:proofErr w:type="spellStart"/>
-      <w:r>
-        <w:rPr>
-          <w:rFonts w:ascii="Tahoma" w:hAnsi="Tahoma" w:cs="Tahoma"/>
-          <w:sz w:val="21"/>
-          <w:szCs w:val="21"/>
-        </w:rPr>
-        <w:t>sewa</w:t>
-      </w:r>
-      <w:proofErr w:type="spellEnd"/>
-      <w:r>
-        <w:rPr>
-          <w:rFonts w:ascii="Tahoma" w:hAnsi="Tahoma" w:cs="Tahoma"/>
-          <w:sz w:val="21"/>
-          <w:szCs w:val="21"/>
-        </w:rPr>
-        <w:t xml:space="preserve"> </w:t>
-      </w:r>
-      <w:proofErr w:type="spellStart"/>
-      <w:r>
-        <w:rPr>
-          <w:rFonts w:ascii="Tahoma" w:hAnsi="Tahoma" w:cs="Tahoma"/>
-          <w:sz w:val="21"/>
-          <w:szCs w:val="21"/>
-        </w:rPr>
-        <w:t>sebesar</w:t>
-      </w:r>
-      <w:proofErr w:type="spellEnd"/>
-      <w:r>
-        <w:rPr>
-          <w:rFonts w:ascii="Tahoma" w:hAnsi="Tahoma" w:cs="Tahoma"/>
-          <w:sz w:val="21"/>
-          <w:szCs w:val="21"/>
-        </w:rPr>
-        <w:t xml:space="preserve"> </w:t>
-      </w:r>
-      <w:r>
-        <w:rPr>
-          <w:rFonts w:ascii="Tahoma" w:hAnsi="Tahoma" w:cs="Tahoma"/>
-          <w:b/>
-          <w:sz w:val="21"/>
-          <w:szCs w:val="21"/>
-        </w:rPr>
-        <w:t>Rp</w:t>
-      </w:r>
-      <w:r>
-        <w:rPr>
-          <w:rFonts w:ascii="Tahoma" w:hAnsi="Tahoma" w:cs="Tahoma"/>
-          <w:b/>
-          <w:sz w:val="21"/>
-          <w:szCs w:val="21"/>
-          <w:lang w:val="en-US"/>
-        </w:rPr>
-        <w:t>.70</w:t>
-      </w:r>
-      <w:r>
-        <w:rPr>
-          <w:rFonts w:ascii="Tahoma" w:hAnsi="Tahoma" w:cs="Tahoma"/>
-          <w:b/>
-          <w:sz w:val="21"/>
-          <w:szCs w:val="21"/>
-          <w:lang w:val="en-US"/>
-        </w:rPr>
-        <w:t>0.000,-</w:t>
-      </w:r>
-      <w:r>
-        <w:rPr>
-          <w:rFonts w:ascii="Tahoma" w:hAnsi="Tahoma" w:cs="Tahoma"/>
-          <w:b/>
-          <w:sz w:val="21"/>
-          <w:szCs w:val="21"/>
-          <w:lang w:val="id-ID"/>
-        </w:rPr>
-        <w:t xml:space="preserve"> ( </w:t>
-      </w:r>
-      <w:proofErr w:type="spellStart"/>
-      <w:r>
-        <w:rPr>
-          <w:rFonts w:ascii="Tahoma" w:hAnsi="Tahoma" w:cs="Tahoma"/>
-          <w:b/>
-          <w:sz w:val="21"/>
-          <w:szCs w:val="21"/>
-          <w:lang w:val="en-US"/>
-        </w:rPr>
-        <w:t>Tujuh</w:t>
-      </w:r>
-      <w:proofErr w:type="spellEnd"/>
-      <w:r>
-        <w:rPr>
-          <w:rFonts w:ascii="Tahoma" w:hAnsi="Tahoma" w:cs="Tahoma"/>
-          <w:b/>
-          <w:sz w:val="21"/>
-          <w:szCs w:val="21"/>
-          <w:lang w:val="en-US"/>
-        </w:rPr>
-        <w:t xml:space="preserve"> Ratus</w:t>
-      </w:r>
-      <w:r>
-        <w:rPr>
-          <w:rFonts w:ascii="Tahoma" w:hAnsi="Tahoma" w:cs="Tahoma"/>
-          <w:b/>
-          <w:sz w:val="21"/>
-          <w:szCs w:val="21"/>
-          <w:lang w:val="en-US"/>
-        </w:rPr>
-        <w:t xml:space="preserve"> </w:t>
-      </w:r>
-      <w:proofErr w:type="spellStart"/>
-      <w:r>
-        <w:rPr>
-          <w:rFonts w:ascii="Tahoma" w:hAnsi="Tahoma" w:cs="Tahoma"/>
-          <w:b/>
-          <w:sz w:val="21"/>
-          <w:szCs w:val="21"/>
-          <w:lang w:val="en-US"/>
-        </w:rPr>
-        <w:t>Ribu</w:t>
-      </w:r>
-      <w:proofErr w:type="spellEnd"/>
-      <w:r>
-        <w:rPr>
-          <w:rFonts w:ascii="Tahoma" w:hAnsi="Tahoma" w:cs="Tahoma"/>
-          <w:b/>
-          <w:sz w:val="21"/>
-          <w:szCs w:val="21"/>
-          <w:lang w:val="en-US"/>
-        </w:rPr>
-        <w:t xml:space="preserve"> Rupiah</w:t>
+        <w:t>}}</w:t>
       </w:r>
       <w:r>
         <w:rPr>
@@ -17150,12 +16778,6 @@
         <w:gridCol w:w="4084"/>
       </w:tblGrid>
       <w:tr>
-        <w:tblPrEx>
-          <w:tblCellMar>
-            <w:top w:w="0" w:type="dxa"/>
-            <w:bottom w:w="0" w:type="dxa"/>
-          </w:tblCellMar>
-        </w:tblPrEx>
         <w:trPr>
           <w:jc w:val="center"/>
         </w:trPr>
@@ -17294,7 +16916,7 @@
                 <w:szCs w:val="21"/>
                 <w:lang w:val="en-US"/>
               </w:rPr>
-              <w:t xml:space="preserve">Maya </w:t>
+              <w:t>{{</w:t>
             </w:r>
             <w:proofErr w:type="spellStart"/>
             <w:r>
@@ -17305,9 +16927,19 @@
                 <w:szCs w:val="21"/>
                 <w:lang w:val="en-US"/>
               </w:rPr>
-              <w:t>Mulyani</w:t>
+              <w:t>nama_penyewa</w:t>
             </w:r>
             <w:proofErr w:type="spellEnd"/>
+            <w:r>
+              <w:rPr>
+                <w:rFonts w:ascii="Tahoma" w:hAnsi="Tahoma" w:cs="Tahoma"/>
+                <w:b/>
+                <w:sz w:val="21"/>
+                <w:szCs w:val="21"/>
+                <w:lang w:val="en-US"/>
+              </w:rPr>
+              <w:t>}}</w:t>
+            </w:r>
           </w:p>
         </w:tc>
         <w:tc>
@@ -17428,7 +17060,7 @@
                 <w:szCs w:val="21"/>
                 <w:lang w:val="id-ID"/>
               </w:rPr>
-              <w:t>KOKO, S.E., M.M</w:t>
+              <w:t>{{nama_kepala_uptd}}</w:t>
             </w:r>
           </w:p>
           <w:p>
@@ -17484,7 +17116,31 @@
                 <w:szCs w:val="21"/>
                 <w:lang w:val="en-US"/>
               </w:rPr>
-              <w:t>Pembina</w:t>
+              <w:t>{{</w:t>
+            </w:r>
+            <w:proofErr w:type="spellStart"/>
+            <w:r>
+              <w:rPr>
+                <w:rFonts w:ascii="Tahoma" w:hAnsi="Tahoma" w:cs="Tahoma"/>
+                <w:b/>
+                <w:bCs/>
+                <w:sz w:val="21"/>
+                <w:szCs w:val="21"/>
+                <w:lang w:val="en-US"/>
+              </w:rPr>
+              <w:t>pangkat_kepala_uptd</w:t>
+            </w:r>
+            <w:proofErr w:type="spellEnd"/>
+            <w:r>
+              <w:rPr>
+                <w:rFonts w:ascii="Tahoma" w:hAnsi="Tahoma" w:cs="Tahoma"/>
+                <w:b/>
+                <w:bCs/>
+                <w:sz w:val="21"/>
+                <w:szCs w:val="21"/>
+                <w:lang w:val="en-US"/>
+              </w:rPr>
+              <w:t>}}</w:t>
             </w:r>
             <w:r>
               <w:rPr>
@@ -17539,16 +17195,25 @@
                 <w:sz w:val="21"/>
                 <w:szCs w:val="21"/>
               </w:rPr>
-              <w:t>19</w:t>
+              <w:t>{{</w:t>
             </w:r>
+            <w:proofErr w:type="spellStart"/>
             <w:r>
               <w:rPr>
                 <w:rFonts w:ascii="Tahoma" w:hAnsi="Tahoma" w:cs="Tahoma"/>
                 <w:sz w:val="21"/>
                 <w:szCs w:val="21"/>
-                <w:lang w:val="id-ID"/>
               </w:rPr>
-              <w:t>810323 200801 1 004</w:t>
+              <w:t>nip_kepala_uptd</w:t>
+            </w:r>
+            <w:proofErr w:type="spellEnd"/>
+            <w:r>
+              <w:rPr>
+                <w:rFonts w:ascii="Tahoma" w:hAnsi="Tahoma" w:cs="Tahoma"/>
+                <w:sz w:val="21"/>
+                <w:szCs w:val="21"/>
+              </w:rPr>
+              <w:t>}}</w:t>
             </w:r>
           </w:p>
           <w:p>
@@ -17567,12 +17232,6 @@
         </w:tc>
       </w:tr>
       <w:tr>
-        <w:tblPrEx>
-          <w:tblCellMar>
-            <w:top w:w="0" w:type="dxa"/>
-            <w:bottom w:w="0" w:type="dxa"/>
-          </w:tblCellMar>
-        </w:tblPrEx>
         <w:trPr>
           <w:jc w:val="center"/>
         </w:trPr>
@@ -17991,7 +17650,7 @@
                               <w:u w:val="single"/>
                               <w:lang w:val="en-US"/>
                             </w:rPr>
-                            <w:t>: 648.1/PS/01.25</w:t>
+                            <w:t xml:space="preserve">: </w:t>
                           </w:r>
                           <w:r>
                             <w:rPr>
@@ -18000,8 +17659,9 @@
                               <w:u w:val="single"/>
                               <w:lang w:val="en-US"/>
                             </w:rPr>
-                            <w:t>/</w:t>
+                            <w:t>{{</w:t>
                           </w:r>
+                          <w:proofErr w:type="spellStart"/>
                           <w:r>
                             <w:rPr>
                               <w:sz w:val="16"/>
@@ -18009,7 +17669,17 @@
                               <w:u w:val="single"/>
                               <w:lang w:val="en-US"/>
                             </w:rPr>
-                            <w:t>UPTDRSN/2026</w:t>
+                            <w:t>ps_number</w:t>
+                          </w:r>
+                          <w:proofErr w:type="spellEnd"/>
+                          <w:r>
+                            <w:rPr>
+                              <w:sz w:val="16"/>
+                              <w:szCs w:val="16"/>
+                              <w:u w:val="single"/>
+                              <w:lang w:val="en-US"/>
+                            </w:rPr>
+                            <w:t>}}</w:t>
                           </w:r>
                         </w:p>
                         <w:p>
@@ -18119,7 +17789,7 @@
                         <w:u w:val="single"/>
                         <w:lang w:val="en-US"/>
                       </w:rPr>
-                      <w:t>: 648.1/PS/01.25</w:t>
+                      <w:t xml:space="preserve">: </w:t>
                     </w:r>
                     <w:r>
                       <w:rPr>
@@ -18128,8 +17798,9 @@
                         <w:u w:val="single"/>
                         <w:lang w:val="en-US"/>
                       </w:rPr>
-                      <w:t>/</w:t>
+                      <w:t>{{</w:t>
                     </w:r>
+                    <w:proofErr w:type="spellStart"/>
                     <w:r>
                       <w:rPr>
                         <w:sz w:val="16"/>
@@ -18137,7 +17808,17 @@
                         <w:u w:val="single"/>
                         <w:lang w:val="en-US"/>
                       </w:rPr>
-                      <w:t>UPTDRSN/2026</w:t>
+                      <w:t>ps_number</w:t>
+                    </w:r>
+                    <w:proofErr w:type="spellEnd"/>
+                    <w:r>
+                      <w:rPr>
+                        <w:sz w:val="16"/>
+                        <w:szCs w:val="16"/>
+                        <w:u w:val="single"/>
+                        <w:lang w:val="en-US"/>
+                      </w:rPr>
+                      <w:t>}}</w:t>
                     </w:r>
                   </w:p>
                   <w:p>
@@ -18398,7 +18079,16 @@
                               <w:u w:val="single"/>
                               <w:lang w:val="id-ID"/>
                             </w:rPr>
-                            <w:t>UPT Rumah Susun Sederhana Sewa (Rusuna</w:t>
+                            <w:t xml:space="preserve">UPT Rumah </w:t>
+                          </w:r>
+                          <w:r>
+                            <w:rPr>
+                              <w:sz w:val="16"/>
+                              <w:szCs w:val="16"/>
+                              <w:u w:val="single"/>
+                              <w:lang w:val="id-ID"/>
+                            </w:rPr>
+                            <w:t>Susun Sederhana Sewa (Rusuna</w:t>
                           </w:r>
                           <w:proofErr w:type="spellStart"/>
                           <w:r>
@@ -18426,8 +18116,7 @@
                             <w:rPr>
                               <w:sz w:val="16"/>
                               <w:szCs w:val="16"/>
-                              <w:u w:val="single"/>
-                              <w:lang w:val="en-US"/>
+                              <w:lang w:val="id-ID"/>
                             </w:rPr>
                           </w:pPr>
                           <w:proofErr w:type="spellStart"/>
@@ -18448,17 +18137,37 @@
                               <w:u w:val="single"/>
                               <w:lang w:val="en-US"/>
                             </w:rPr>
-                            <w:t>: 648.1/PS/01.25/UPTDRSN/2026</w:t>
+                            <w:t xml:space="preserve">: </w:t>
                           </w:r>
-                        </w:p>
-                        <w:p>
-                          <w:pPr>
+                          <w:r>
                             <w:rPr>
                               <w:sz w:val="16"/>
                               <w:szCs w:val="16"/>
-                              <w:lang w:val="id-ID"/>
+                              <w:u w:val="single"/>
+                              <w:lang w:val="en-US"/>
                             </w:rPr>
-                          </w:pPr>
+                            <w:t>{{</w:t>
+                          </w:r>
+                          <w:proofErr w:type="spellStart"/>
+                          <w:r>
+                            <w:rPr>
+                              <w:sz w:val="16"/>
+                              <w:szCs w:val="16"/>
+                              <w:u w:val="single"/>
+                              <w:lang w:val="en-US"/>
+                            </w:rPr>
+                            <w:t>ps_number</w:t>
+                          </w:r>
+                          <w:proofErr w:type="spellEnd"/>
+                          <w:r>
+                            <w:rPr>
+                              <w:sz w:val="16"/>
+                              <w:szCs w:val="16"/>
+                              <w:u w:val="single"/>
+                              <w:lang w:val="en-US"/>
+                            </w:rPr>
+                            <w:t>}}</w:t>
+                          </w:r>
                         </w:p>
                       </w:txbxContent>
                     </wps:txbx>
@@ -18518,7 +18227,16 @@
                         <w:u w:val="single"/>
                         <w:lang w:val="id-ID"/>
                       </w:rPr>
-                      <w:t>UPT Rumah Susun Sederhana Sewa (Rusuna</w:t>
+                      <w:t xml:space="preserve">UPT Rumah </w:t>
+                    </w:r>
+                    <w:r>
+                      <w:rPr>
+                        <w:sz w:val="16"/>
+                        <w:szCs w:val="16"/>
+                        <w:u w:val="single"/>
+                        <w:lang w:val="id-ID"/>
+                      </w:rPr>
+                      <w:t>Susun Sederhana Sewa (Rusuna</w:t>
                     </w:r>
                     <w:proofErr w:type="spellStart"/>
                     <w:r>
@@ -18546,8 +18264,7 @@
                       <w:rPr>
                         <w:sz w:val="16"/>
                         <w:szCs w:val="16"/>
-                        <w:u w:val="single"/>
-                        <w:lang w:val="en-US"/>
+                        <w:lang w:val="id-ID"/>
                       </w:rPr>
                     </w:pPr>
                     <w:proofErr w:type="spellStart"/>
@@ -18568,17 +18285,37 @@
                         <w:u w:val="single"/>
                         <w:lang w:val="en-US"/>
                       </w:rPr>
-                      <w:t>: 648.1/PS/01.25/UPTDRSN/2026</w:t>
+                      <w:t xml:space="preserve">: </w:t>
                     </w:r>
-                  </w:p>
-                  <w:p>
-                    <w:pPr>
+                    <w:r>
                       <w:rPr>
                         <w:sz w:val="16"/>
                         <w:szCs w:val="16"/>
-                        <w:lang w:val="id-ID"/>
+                        <w:u w:val="single"/>
+                        <w:lang w:val="en-US"/>
                       </w:rPr>
-                    </w:pPr>
+                      <w:t>{{</w:t>
+                    </w:r>
+                    <w:proofErr w:type="spellStart"/>
+                    <w:r>
+                      <w:rPr>
+                        <w:sz w:val="16"/>
+                        <w:szCs w:val="16"/>
+                        <w:u w:val="single"/>
+                        <w:lang w:val="en-US"/>
+                      </w:rPr>
+                      <w:t>ps_number</w:t>
+                    </w:r>
+                    <w:proofErr w:type="spellEnd"/>
+                    <w:r>
+                      <w:rPr>
+                        <w:sz w:val="16"/>
+                        <w:szCs w:val="16"/>
+                        <w:u w:val="single"/>
+                        <w:lang w:val="en-US"/>
+                      </w:rPr>
+                      <w:t>}}</w:t>
+                    </w:r>
                   </w:p>
                 </w:txbxContent>
               </v:textbox>
@@ -19806,6 +19543,50 @@
     <w:lsdException w:name="Subtitle" w:qFormat="1"/>
     <w:lsdException w:name="Strong" w:qFormat="1"/>
     <w:lsdException w:name="Emphasis" w:qFormat="1"/>
+    <w:lsdException w:name="Normal Table" w:semiHidden="1" w:unhideWhenUsed="1"/>
+    <w:lsdException w:name="Table Simple 1" w:semiHidden="1" w:unhideWhenUsed="1"/>
+    <w:lsdException w:name="Table Simple 2" w:semiHidden="1" w:unhideWhenUsed="1"/>
+    <w:lsdException w:name="Table Simple 3" w:semiHidden="1" w:unhideWhenUsed="1"/>
+    <w:lsdException w:name="Table Classic 1" w:semiHidden="1" w:unhideWhenUsed="1"/>
+    <w:lsdException w:name="Table Classic 2" w:semiHidden="1" w:unhideWhenUsed="1"/>
+    <w:lsdException w:name="Table Classic 3" w:semiHidden="1" w:unhideWhenUsed="1"/>
+    <w:lsdException w:name="Table Classic 4" w:semiHidden="1" w:unhideWhenUsed="1"/>
+    <w:lsdException w:name="Table Colorful 1" w:semiHidden="1" w:unhideWhenUsed="1"/>
+    <w:lsdException w:name="Table Colorful 2" w:semiHidden="1" w:unhideWhenUsed="1"/>
+    <w:lsdException w:name="Table Colorful 3" w:semiHidden="1" w:unhideWhenUsed="1"/>
+    <w:lsdException w:name="Table Columns 1" w:semiHidden="1" w:unhideWhenUsed="1"/>
+    <w:lsdException w:name="Table Columns 2" w:semiHidden="1" w:unhideWhenUsed="1"/>
+    <w:lsdException w:name="Table Columns 3" w:semiHidden="1" w:unhideWhenUsed="1"/>
+    <w:lsdException w:name="Table Columns 4" w:semiHidden="1" w:unhideWhenUsed="1"/>
+    <w:lsdException w:name="Table Columns 5" w:semiHidden="1" w:unhideWhenUsed="1"/>
+    <w:lsdException w:name="Table Grid 1" w:semiHidden="1" w:unhideWhenUsed="1"/>
+    <w:lsdException w:name="Table Grid 2" w:semiHidden="1" w:unhideWhenUsed="1"/>
+    <w:lsdException w:name="Table Grid 3" w:semiHidden="1" w:unhideWhenUsed="1"/>
+    <w:lsdException w:name="Table Grid 4" w:semiHidden="1" w:unhideWhenUsed="1"/>
+    <w:lsdException w:name="Table Grid 5" w:semiHidden="1" w:unhideWhenUsed="1"/>
+    <w:lsdException w:name="Table Grid 6" w:semiHidden="1" w:unhideWhenUsed="1"/>
+    <w:lsdException w:name="Table Grid 7" w:semiHidden="1" w:unhideWhenUsed="1"/>
+    <w:lsdException w:name="Table Grid 8" w:semiHidden="1" w:unhideWhenUsed="1"/>
+    <w:lsdException w:name="Table List 1" w:semiHidden="1" w:unhideWhenUsed="1"/>
+    <w:lsdException w:name="Table List 2" w:semiHidden="1" w:unhideWhenUsed="1"/>
+    <w:lsdException w:name="Table List 3" w:semiHidden="1" w:unhideWhenUsed="1"/>
+    <w:lsdException w:name="Table List 4" w:semiHidden="1" w:unhideWhenUsed="1"/>
+    <w:lsdException w:name="Table List 5" w:semiHidden="1" w:unhideWhenUsed="1"/>
+    <w:lsdException w:name="Table List 6" w:semiHidden="1" w:unhideWhenUsed="1"/>
+    <w:lsdException w:name="Table List 7" w:semiHidden="1" w:unhideWhenUsed="1"/>
+    <w:lsdException w:name="Table List 8" w:semiHidden="1" w:unhideWhenUsed="1"/>
+    <w:lsdException w:name="Table 3D effects 1" w:semiHidden="1" w:unhideWhenUsed="1"/>
+    <w:lsdException w:name="Table 3D effects 2" w:semiHidden="1" w:unhideWhenUsed="1"/>
+    <w:lsdException w:name="Table 3D effects 3" w:semiHidden="1" w:unhideWhenUsed="1"/>
+    <w:lsdException w:name="Table Contemporary" w:semiHidden="1" w:unhideWhenUsed="1"/>
+    <w:lsdException w:name="Table Elegant" w:semiHidden="1" w:unhideWhenUsed="1"/>
+    <w:lsdException w:name="Table Professional" w:semiHidden="1" w:unhideWhenUsed="1"/>
+    <w:lsdException w:name="Table Subtle 1" w:semiHidden="1" w:unhideWhenUsed="1"/>
+    <w:lsdException w:name="Table Subtle 2" w:semiHidden="1" w:unhideWhenUsed="1"/>
+    <w:lsdException w:name="Table Web 1" w:semiHidden="1" w:unhideWhenUsed="1"/>
+    <w:lsdException w:name="Table Web 2" w:semiHidden="1" w:unhideWhenUsed="1"/>
+    <w:lsdException w:name="Table Web 3" w:semiHidden="1" w:unhideWhenUsed="1"/>
+    <w:lsdException w:name="Table Theme" w:semiHidden="1" w:unhideWhenUsed="1"/>
     <w:lsdException w:name="Placeholder Text" w:semiHidden="1" w:uiPriority="99"/>
     <w:lsdException w:name="No Spacing" w:uiPriority="1" w:qFormat="1"/>
     <w:lsdException w:name="Light Shading" w:uiPriority="60"/>
@@ -20091,11 +19872,15 @@
   </w:style>
   <w:style w:type="character" w:default="1" w:styleId="DefaultParagraphFont">
     <w:name w:val="Default Paragraph Font"/>
+    <w:uiPriority w:val="1"/>
     <w:semiHidden/>
+    <w:unhideWhenUsed/>
   </w:style>
   <w:style w:type="table" w:default="1" w:styleId="TableNormal">
     <w:name w:val="Normal Table"/>
+    <w:uiPriority w:val="99"/>
     <w:semiHidden/>
+    <w:unhideWhenUsed/>
     <w:tblPr>
       <w:tblInd w:w="0" w:type="dxa"/>
       <w:tblCellMar>
@@ -20108,7 +19893,9 @@
   </w:style>
   <w:style w:type="numbering" w:default="1" w:styleId="NoList">
     <w:name w:val="No List"/>
+    <w:uiPriority w:val="99"/>
     <w:semiHidden/>
+    <w:unhideWhenUsed/>
   </w:style>
   <w:style w:type="paragraph" w:styleId="Footer">
     <w:name w:val="footer"/>

--- a/rusun-backend/app/templates/template_kontrak.docx
+++ b/rusun-backend/app/templates/template_kontrak.docx
@@ -44,7 +44,7 @@
           <v:shape id="_x0000_s1040" type="#_x0000_t75" style="position:absolute;margin-left:222.6pt;margin-top:-29.2pt;width:64.6pt;height:71.1pt;z-index:251658240;visibility:visible;mso-wrap-style:tight;mso-wrap-edited:f">
             <v:imagedata r:id="rId8" o:title=""/>
           </v:shape>
-          <o:OLEObject Type="Embed" ProgID="Word.Picture.8" ShapeID="_x0000_s1040" DrawAspect="Content" ObjectID="_1837430945" r:id="rId9"/>
+          <o:OLEObject Type="Embed" ProgID="Word.Picture.8" ShapeID="_x0000_s1040" DrawAspect="Content" ObjectID="_1837444608" r:id="rId9"/>
         </w:object>
       </w:r>
       <w:r>
@@ -16788,21 +16788,12 @@
           <w:p>
             <w:pPr>
               <w:pStyle w:val="Heading3"/>
-              <w:jc w:val="left"/>
               <w:rPr>
                 <w:rFonts w:ascii="Tahoma" w:hAnsi="Tahoma" w:cs="Tahoma"/>
                 <w:szCs w:val="21"/>
                 <w:lang w:val="id-ID"/>
               </w:rPr>
             </w:pPr>
-            <w:r>
-              <w:rPr>
-                <w:rFonts w:ascii="Tahoma" w:hAnsi="Tahoma" w:cs="Tahoma"/>
-                <w:szCs w:val="21"/>
-                <w:lang w:val="id-ID"/>
-              </w:rPr>
-              <w:t xml:space="preserve">       </w:t>
-            </w:r>
             <w:r>
               <w:rPr>
                 <w:rFonts w:ascii="Tahoma" w:hAnsi="Tahoma" w:cs="Tahoma"/>
@@ -16880,6 +16871,7 @@
               <w:tabs>
                 <w:tab w:val="left" w:pos="2618"/>
               </w:tabs>
+              <w:jc w:val="center"/>
               <w:rPr>
                 <w:rFonts w:ascii="Tahoma" w:hAnsi="Tahoma" w:cs="Tahoma"/>
                 <w:b/>
@@ -16888,26 +16880,6 @@
                 <w:lang w:val="id-ID"/>
               </w:rPr>
             </w:pPr>
-            <w:r>
-              <w:rPr>
-                <w:rFonts w:ascii="Tahoma" w:hAnsi="Tahoma" w:cs="Tahoma"/>
-                <w:b/>
-                <w:sz w:val="21"/>
-                <w:szCs w:val="21"/>
-                <w:lang w:val="en-US"/>
-              </w:rPr>
-              <w:t xml:space="preserve">      </w:t>
-            </w:r>
-            <w:r>
-              <w:rPr>
-                <w:rFonts w:ascii="Tahoma" w:hAnsi="Tahoma" w:cs="Tahoma"/>
-                <w:b/>
-                <w:sz w:val="21"/>
-                <w:szCs w:val="21"/>
-                <w:lang w:val="en-US"/>
-              </w:rPr>
-              <w:t xml:space="preserve"> </w:t>
-            </w:r>
             <w:r>
               <w:rPr>
                 <w:rFonts w:ascii="Tahoma" w:hAnsi="Tahoma" w:cs="Tahoma"/>
